--- a/BA/Part 4_Requirements Documentation-20260912/Done/AI/Artifacts/1. User Stories_VNS.docx
+++ b/BA/Part 4_Requirements Documentation-20260912/Done/AI/Artifacts/1. User Stories_VNS.docx
@@ -166,7 +166,7 @@
           <w:sz w:val="24"/>
           <w:szCs w:val="24"/>
         </w:rPr>
-        <w:t xml:space="preserve">to see the task, the deadline and the maximum points of a lab on one page and submit my report there</w:t>
+        <w:t xml:space="preserve">to submit my lab report on the page where the task, the deadline and the maximum points of the lab are shown</w:t>
       </w:r>
       <w:r>
         <w:rPr>
@@ -387,7 +387,7 @@
           <w:sz w:val="24"/>
           <w:szCs w:val="24"/>
         </w:rPr>
-        <w:t xml:space="preserve"> Submit a report before the deadline</w:t>
+        <w:t xml:space="preserve"> Submit a report</w:t>
       </w:r>
     </w:p>
     <w:p>
@@ -446,7 +446,7 @@
           <w:sz w:val="24"/>
           <w:szCs w:val="24"/>
         </w:rPr>
-        <w:t xml:space="preserve"> the deadline of Lab 3 has not passed</w:t>
+        <w:t xml:space="preserve"> Student has added the file “lab3_report.pdf” with the “Choose file” button</w:t>
       </w:r>
     </w:p>
     <w:p>
@@ -475,7 +475,7 @@
           <w:sz w:val="24"/>
           <w:szCs w:val="24"/>
         </w:rPr>
-        <w:t xml:space="preserve"> Student adds the file “lab3_report.pdf” with the “Choose file” button and presses “Submit”</w:t>
+        <w:t xml:space="preserve"> Student presses “Submit”</w:t>
       </w:r>
     </w:p>
     <w:p>
@@ -922,6 +922,36 @@
       <w:pPr>
         <w:keepNext/>
         <w:spacing w:after="60"/>
+        <w:ind w:firstLine="720"/>
+        <w:rPr>
+          <w:rFonts w:ascii="Times New Roman" w:hAnsi="Times New Roman" w:cs="Times New Roman"/>
+          <w:sz w:val="24"/>
+          <w:szCs w:val="24"/>
+        </w:rPr>
+      </w:pPr>
+      <w:r>
+        <w:rPr>
+          <w:rFonts w:ascii="Times New Roman" w:hAnsi="Times New Roman" w:cs="Times New Roman"/>
+          <w:b/>
+          <w:bCs/>
+          <w:sz w:val="24"/>
+          <w:szCs w:val="24"/>
+        </w:rPr>
+        <w:t xml:space="preserve">And</w:t>
+      </w:r>
+      <w:r>
+        <w:rPr>
+          <w:rFonts w:ascii="Times New Roman" w:hAnsi="Times New Roman" w:cs="Times New Roman"/>
+          <w:sz w:val="24"/>
+          <w:szCs w:val="24"/>
+        </w:rPr>
+        <w:t xml:space="preserve"> Student has typed “Can we use an adjacency matrix instead of a list?” in the “Ask the lecturer...” field</w:t>
+      </w:r>
+    </w:p>
+    <w:p>
+      <w:pPr>
+        <w:keepNext/>
+        <w:spacing w:after="60"/>
         <w:rPr>
           <w:rFonts w:ascii="Times New Roman" w:hAnsi="Times New Roman" w:cs="Times New Roman"/>
           <w:sz w:val="24"/>
@@ -944,7 +974,7 @@
           <w:sz w:val="24"/>
           <w:szCs w:val="24"/>
         </w:rPr>
-        <w:t xml:space="preserve"> Student types “Can we use an adjacency matrix instead of a list?” in the “Ask the lecturer...” field and presses “Send”</w:t>
+        <w:t xml:space="preserve"> Student presses “Send”</w:t>
       </w:r>
     </w:p>
     <w:p>
@@ -1679,6 +1709,36 @@
       <w:pPr>
         <w:keepNext/>
         <w:spacing w:after="60"/>
+        <w:ind w:firstLine="720"/>
+        <w:rPr>
+          <w:rFonts w:ascii="Times New Roman" w:hAnsi="Times New Roman" w:cs="Times New Roman"/>
+          <w:sz w:val="24"/>
+          <w:szCs w:val="24"/>
+        </w:rPr>
+      </w:pPr>
+      <w:r>
+        <w:rPr>
+          <w:rFonts w:ascii="Times New Roman" w:hAnsi="Times New Roman" w:cs="Times New Roman"/>
+          <w:b/>
+          <w:bCs/>
+          <w:sz w:val="24"/>
+          <w:szCs w:val="24"/>
+        </w:rPr>
+        <w:t xml:space="preserve">And</w:t>
+      </w:r>
+      <w:r>
+        <w:rPr>
+          <w:rFonts w:ascii="Times New Roman" w:hAnsi="Times New Roman" w:cs="Times New Roman"/>
+          <w:sz w:val="24"/>
+          <w:szCs w:val="24"/>
+        </w:rPr>
+        <w:t xml:space="preserve"> Lecturer has entered 8 in the “Points” field and written a comment</w:t>
+      </w:r>
+    </w:p>
+    <w:p>
+      <w:pPr>
+        <w:keepNext/>
+        <w:spacing w:after="60"/>
         <w:rPr>
           <w:rFonts w:ascii="Times New Roman" w:hAnsi="Times New Roman" w:cs="Times New Roman"/>
           <w:sz w:val="24"/>
@@ -1701,7 +1761,7 @@
           <w:sz w:val="24"/>
           <w:szCs w:val="24"/>
         </w:rPr>
-        <w:t xml:space="preserve"> Lecturer enters 8 in the “Points” field, writes a comment and presses “Save grade”</w:t>
+        <w:t xml:space="preserve"> Lecturer presses “Save grade”</w:t>
       </w:r>
     </w:p>
     <w:p>
@@ -1823,6 +1883,36 @@
       <w:pPr>
         <w:keepNext/>
         <w:spacing w:after="60"/>
+        <w:ind w:firstLine="720"/>
+        <w:rPr>
+          <w:rFonts w:ascii="Times New Roman" w:hAnsi="Times New Roman" w:cs="Times New Roman"/>
+          <w:sz w:val="24"/>
+          <w:szCs w:val="24"/>
+        </w:rPr>
+      </w:pPr>
+      <w:r>
+        <w:rPr>
+          <w:rFonts w:ascii="Times New Roman" w:hAnsi="Times New Roman" w:cs="Times New Roman"/>
+          <w:b/>
+          <w:bCs/>
+          <w:sz w:val="24"/>
+          <w:szCs w:val="24"/>
+        </w:rPr>
+        <w:t xml:space="preserve">And</w:t>
+      </w:r>
+      <w:r>
+        <w:rPr>
+          <w:rFonts w:ascii="Times New Roman" w:hAnsi="Times New Roman" w:cs="Times New Roman"/>
+          <w:sz w:val="24"/>
+          <w:szCs w:val="24"/>
+        </w:rPr>
+        <w:t xml:space="preserve"> Lecturer has entered 12 in the “Points” field</w:t>
+      </w:r>
+    </w:p>
+    <w:p>
+      <w:pPr>
+        <w:keepNext/>
+        <w:spacing w:after="60"/>
         <w:rPr>
           <w:rFonts w:ascii="Times New Roman" w:hAnsi="Times New Roman" w:cs="Times New Roman"/>
           <w:sz w:val="24"/>
@@ -1845,7 +1935,7 @@
           <w:sz w:val="24"/>
           <w:szCs w:val="24"/>
         </w:rPr>
-        <w:t xml:space="preserve"> Lecturer enters 12 in the “Points” field and presses “Save grade”</w:t>
+        <w:t xml:space="preserve"> Lecturer presses “Save grade”</w:t>
       </w:r>
     </w:p>
     <w:p>

--- a/BA/Part 4_Requirements Documentation-20260912/Done/AI/Artifacts/1. User Stories_VNS.docx
+++ b/BA/Part 4_Requirements Documentation-20260912/Done/AI/Artifacts/1. User Stories_VNS.docx
@@ -100,7 +100,7 @@
           <w:sz w:val="24"/>
           <w:szCs w:val="24"/>
         </w:rPr>
-        <w:t xml:space="preserve"> Submit a lab report on the lab page.</w:t>
+        <w:t xml:space="preserve"> Grade a submitted lab.</w:t>
       </w:r>
     </w:p>
     <w:p>
@@ -148,6 +148,709 @@
           <w:sz w:val="24"/>
           <w:szCs w:val="24"/>
         </w:rPr>
+        <w:t xml:space="preserve">lecturer of a first-year stream</w:t>
+      </w:r>
+      <w:r>
+        <w:rPr>
+          <w:rFonts w:ascii="Times New Roman" w:hAnsi="Times New Roman" w:cs="Times New Roman"/>
+          <w:b/>
+          <w:bCs/>
+          <w:sz w:val="24"/>
+          <w:szCs w:val="24"/>
+        </w:rPr>
+        <w:t xml:space="preserve">, I want </w:t>
+      </w:r>
+      <w:r>
+        <w:rPr>
+          <w:rFonts w:ascii="Times New Roman" w:hAnsi="Times New Roman" w:cs="Times New Roman"/>
+          <w:sz w:val="24"/>
+          <w:szCs w:val="24"/>
+        </w:rPr>
+        <w:t xml:space="preserve">to grade a submitted lab with points and a comment on the lab page</w:t>
+      </w:r>
+      <w:r>
+        <w:rPr>
+          <w:rFonts w:ascii="Times New Roman" w:hAnsi="Times New Roman" w:cs="Times New Roman"/>
+          <w:b/>
+          <w:bCs/>
+          <w:sz w:val="24"/>
+          <w:szCs w:val="24"/>
+        </w:rPr>
+        <w:t xml:space="preserve">, so that </w:t>
+      </w:r>
+      <w:r>
+        <w:rPr>
+          <w:rFonts w:ascii="Times New Roman" w:hAnsi="Times New Roman" w:cs="Times New Roman"/>
+          <w:sz w:val="24"/>
+          <w:szCs w:val="24"/>
+        </w:rPr>
+        <w:t xml:space="preserve">the student sees the grade and the real progress in the course at once, and I do not keep a separate spreadsheet.</w:t>
+      </w:r>
+    </w:p>
+    <w:p>
+      <w:pPr>
+        <w:keepNext/>
+        <w:rPr>
+          <w:rFonts w:ascii="Times New Roman" w:hAnsi="Times New Roman" w:cs="Times New Roman"/>
+          <w:sz w:val="24"/>
+          <w:szCs w:val="24"/>
+        </w:rPr>
+      </w:pPr>
+      <w:r>
+        <w:rPr>
+          <w:rFonts w:ascii="Times New Roman" w:hAnsi="Times New Roman" w:cs="Times New Roman"/>
+          <w:b/>
+          <w:bCs/>
+          <w:sz w:val="24"/>
+          <w:szCs w:val="24"/>
+          <w:u w:val="single"/>
+        </w:rPr>
+        <w:t xml:space="preserve">Acceptance Criteria #1:</w:t>
+      </w:r>
+      <w:r>
+        <w:rPr>
+          <w:rFonts w:ascii="Times New Roman" w:hAnsi="Times New Roman" w:cs="Times New Roman"/>
+          <w:sz w:val="24"/>
+          <w:szCs w:val="24"/>
+        </w:rPr>
+        <w:t xml:space="preserve"> List of submissions</w:t>
+      </w:r>
+    </w:p>
+    <w:p>
+      <w:pPr>
+        <w:keepNext/>
+        <w:spacing w:after="60"/>
+        <w:rPr>
+          <w:rFonts w:ascii="Times New Roman" w:hAnsi="Times New Roman" w:cs="Times New Roman"/>
+          <w:sz w:val="24"/>
+          <w:szCs w:val="24"/>
+        </w:rPr>
+      </w:pPr>
+      <w:r>
+        <w:rPr>
+          <w:rFonts w:ascii="Times New Roman" w:hAnsi="Times New Roman" w:cs="Times New Roman"/>
+          <w:b/>
+          <w:bCs/>
+          <w:sz w:val="24"/>
+          <w:szCs w:val="24"/>
+        </w:rPr>
+        <w:t xml:space="preserve">Given</w:t>
+      </w:r>
+      <w:r>
+        <w:rPr>
+          <w:rFonts w:ascii="Times New Roman" w:hAnsi="Times New Roman" w:cs="Times New Roman"/>
+          <w:sz w:val="24"/>
+          <w:szCs w:val="24"/>
+        </w:rPr>
+        <w:t xml:space="preserve"> Lecturer is signed in to the platform</w:t>
+      </w:r>
+    </w:p>
+    <w:p>
+      <w:pPr>
+        <w:keepNext/>
+        <w:spacing w:after="60"/>
+        <w:ind w:firstLine="720"/>
+        <w:rPr>
+          <w:rFonts w:ascii="Times New Roman" w:hAnsi="Times New Roman" w:cs="Times New Roman"/>
+          <w:sz w:val="24"/>
+          <w:szCs w:val="24"/>
+        </w:rPr>
+      </w:pPr>
+      <w:r>
+        <w:rPr>
+          <w:rFonts w:ascii="Times New Roman" w:hAnsi="Times New Roman" w:cs="Times New Roman"/>
+          <w:b/>
+          <w:bCs/>
+          <w:sz w:val="24"/>
+          <w:szCs w:val="24"/>
+        </w:rPr>
+        <w:t xml:space="preserve">And</w:t>
+      </w:r>
+      <w:r>
+        <w:rPr>
+          <w:rFonts w:ascii="Times New Roman" w:hAnsi="Times New Roman" w:cs="Times New Roman"/>
+          <w:sz w:val="24"/>
+          <w:szCs w:val="24"/>
+        </w:rPr>
+        <w:t xml:space="preserve"> Lecturer teaches the course “Applied Mathematics” in six groups</w:t>
+      </w:r>
+    </w:p>
+    <w:p>
+      <w:pPr>
+        <w:keepNext/>
+        <w:spacing w:after="60"/>
+        <w:rPr>
+          <w:rFonts w:ascii="Times New Roman" w:hAnsi="Times New Roman" w:cs="Times New Roman"/>
+          <w:sz w:val="24"/>
+          <w:szCs w:val="24"/>
+        </w:rPr>
+      </w:pPr>
+      <w:r>
+        <w:rPr>
+          <w:rFonts w:ascii="Times New Roman" w:hAnsi="Times New Roman" w:cs="Times New Roman"/>
+          <w:b/>
+          <w:bCs/>
+          <w:sz w:val="24"/>
+          <w:szCs w:val="24"/>
+        </w:rPr>
+        <w:t xml:space="preserve">When</w:t>
+      </w:r>
+      <w:r>
+        <w:rPr>
+          <w:rFonts w:ascii="Times New Roman" w:hAnsi="Times New Roman" w:cs="Times New Roman"/>
+          <w:sz w:val="24"/>
+          <w:szCs w:val="24"/>
+        </w:rPr>
+        <w:t xml:space="preserve"> Lecturer opens the Lab 3 page for the group “KN-11”</w:t>
+      </w:r>
+    </w:p>
+    <w:p>
+      <w:pPr>
+        <w:keepNext/>
+        <w:spacing w:after="60"/>
+        <w:rPr>
+          <w:rFonts w:ascii="Times New Roman" w:hAnsi="Times New Roman" w:cs="Times New Roman"/>
+          <w:sz w:val="24"/>
+          <w:szCs w:val="24"/>
+        </w:rPr>
+      </w:pPr>
+      <w:r>
+        <w:rPr>
+          <w:rFonts w:ascii="Times New Roman" w:hAnsi="Times New Roman" w:cs="Times New Roman"/>
+          <w:b/>
+          <w:bCs/>
+          <w:sz w:val="24"/>
+          <w:szCs w:val="24"/>
+        </w:rPr>
+        <w:t xml:space="preserve">Then</w:t>
+      </w:r>
+      <w:r>
+        <w:rPr>
+          <w:rFonts w:ascii="Times New Roman" w:hAnsi="Times New Roman" w:cs="Times New Roman"/>
+          <w:sz w:val="24"/>
+          <w:szCs w:val="24"/>
+        </w:rPr>
+        <w:t xml:space="preserve"> Lecturer sees all students of the group with the status “Submitted” or “Not submitted”</w:t>
+      </w:r>
+    </w:p>
+    <w:p>
+      <w:pPr>
+        <w:ind w:firstLine="720"/>
+        <w:rPr>
+          <w:rFonts w:ascii="Times New Roman" w:hAnsi="Times New Roman" w:cs="Times New Roman"/>
+          <w:sz w:val="24"/>
+          <w:szCs w:val="24"/>
+        </w:rPr>
+      </w:pPr>
+      <w:r>
+        <w:rPr>
+          <w:rFonts w:ascii="Times New Roman" w:hAnsi="Times New Roman" w:cs="Times New Roman"/>
+          <w:b/>
+          <w:bCs/>
+          <w:sz w:val="24"/>
+          <w:szCs w:val="24"/>
+        </w:rPr>
+        <w:t xml:space="preserve">And</w:t>
+      </w:r>
+      <w:r>
+        <w:rPr>
+          <w:rFonts w:ascii="Times New Roman" w:hAnsi="Times New Roman" w:cs="Times New Roman"/>
+          <w:sz w:val="24"/>
+          <w:szCs w:val="24"/>
+        </w:rPr>
+        <w:t xml:space="preserve"> each submitted report has the date and time of submission</w:t>
+      </w:r>
+    </w:p>
+    <w:p>
+      <w:pPr>
+        <w:keepNext/>
+        <w:rPr>
+          <w:rFonts w:ascii="Times New Roman" w:hAnsi="Times New Roman" w:cs="Times New Roman"/>
+          <w:sz w:val="24"/>
+          <w:szCs w:val="24"/>
+        </w:rPr>
+      </w:pPr>
+      <w:r>
+        <w:rPr>
+          <w:rFonts w:ascii="Times New Roman" w:hAnsi="Times New Roman" w:cs="Times New Roman"/>
+          <w:b/>
+          <w:bCs/>
+          <w:sz w:val="24"/>
+          <w:szCs w:val="24"/>
+          <w:u w:val="single"/>
+        </w:rPr>
+        <w:t xml:space="preserve">Acceptance Criteria #2:</w:t>
+      </w:r>
+      <w:r>
+        <w:rPr>
+          <w:rFonts w:ascii="Times New Roman" w:hAnsi="Times New Roman" w:cs="Times New Roman"/>
+          <w:sz w:val="24"/>
+          <w:szCs w:val="24"/>
+        </w:rPr>
+        <w:t xml:space="preserve"> Grade a report</w:t>
+      </w:r>
+    </w:p>
+    <w:p>
+      <w:pPr>
+        <w:keepNext/>
+        <w:spacing w:after="60"/>
+        <w:rPr>
+          <w:rFonts w:ascii="Times New Roman" w:hAnsi="Times New Roman" w:cs="Times New Roman"/>
+          <w:sz w:val="24"/>
+          <w:szCs w:val="24"/>
+        </w:rPr>
+      </w:pPr>
+      <w:r>
+        <w:rPr>
+          <w:rFonts w:ascii="Times New Roman" w:hAnsi="Times New Roman" w:cs="Times New Roman"/>
+          <w:b/>
+          <w:bCs/>
+          <w:sz w:val="24"/>
+          <w:szCs w:val="24"/>
+        </w:rPr>
+        <w:t xml:space="preserve">Given</w:t>
+      </w:r>
+      <w:r>
+        <w:rPr>
+          <w:rFonts w:ascii="Times New Roman" w:hAnsi="Times New Roman" w:cs="Times New Roman"/>
+          <w:sz w:val="24"/>
+          <w:szCs w:val="24"/>
+        </w:rPr>
+        <w:t xml:space="preserve"> Student has submitted the Lab 3 report</w:t>
+      </w:r>
+    </w:p>
+    <w:p>
+      <w:pPr>
+        <w:keepNext/>
+        <w:spacing w:after="60"/>
+        <w:ind w:firstLine="720"/>
+        <w:rPr>
+          <w:rFonts w:ascii="Times New Roman" w:hAnsi="Times New Roman" w:cs="Times New Roman"/>
+          <w:sz w:val="24"/>
+          <w:szCs w:val="24"/>
+        </w:rPr>
+      </w:pPr>
+      <w:r>
+        <w:rPr>
+          <w:rFonts w:ascii="Times New Roman" w:hAnsi="Times New Roman" w:cs="Times New Roman"/>
+          <w:b/>
+          <w:bCs/>
+          <w:sz w:val="24"/>
+          <w:szCs w:val="24"/>
+        </w:rPr>
+        <w:t xml:space="preserve">And</w:t>
+      </w:r>
+      <w:r>
+        <w:rPr>
+          <w:rFonts w:ascii="Times New Roman" w:hAnsi="Times New Roman" w:cs="Times New Roman"/>
+          <w:sz w:val="24"/>
+          <w:szCs w:val="24"/>
+        </w:rPr>
+        <w:t xml:space="preserve"> Student has 38 of 100 points in the course</w:t>
+      </w:r>
+    </w:p>
+    <w:p>
+      <w:pPr>
+        <w:keepNext/>
+        <w:spacing w:after="60"/>
+        <w:ind w:firstLine="720"/>
+        <w:rPr>
+          <w:rFonts w:ascii="Times New Roman" w:hAnsi="Times New Roman" w:cs="Times New Roman"/>
+          <w:sz w:val="24"/>
+          <w:szCs w:val="24"/>
+        </w:rPr>
+      </w:pPr>
+      <w:r>
+        <w:rPr>
+          <w:rFonts w:ascii="Times New Roman" w:hAnsi="Times New Roman" w:cs="Times New Roman"/>
+          <w:b/>
+          <w:bCs/>
+          <w:sz w:val="24"/>
+          <w:szCs w:val="24"/>
+        </w:rPr>
+        <w:t xml:space="preserve">And</w:t>
+      </w:r>
+      <w:r>
+        <w:rPr>
+          <w:rFonts w:ascii="Times New Roman" w:hAnsi="Times New Roman" w:cs="Times New Roman"/>
+          <w:sz w:val="24"/>
+          <w:szCs w:val="24"/>
+        </w:rPr>
+        <w:t xml:space="preserve"> Lecturer has entered 8 in the “Points” field and written a comment</w:t>
+      </w:r>
+    </w:p>
+    <w:p>
+      <w:pPr>
+        <w:keepNext/>
+        <w:spacing w:after="60"/>
+        <w:rPr>
+          <w:rFonts w:ascii="Times New Roman" w:hAnsi="Times New Roman" w:cs="Times New Roman"/>
+          <w:sz w:val="24"/>
+          <w:szCs w:val="24"/>
+        </w:rPr>
+      </w:pPr>
+      <w:r>
+        <w:rPr>
+          <w:rFonts w:ascii="Times New Roman" w:hAnsi="Times New Roman" w:cs="Times New Roman"/>
+          <w:b/>
+          <w:bCs/>
+          <w:sz w:val="24"/>
+          <w:szCs w:val="24"/>
+        </w:rPr>
+        <w:t xml:space="preserve">When</w:t>
+      </w:r>
+      <w:r>
+        <w:rPr>
+          <w:rFonts w:ascii="Times New Roman" w:hAnsi="Times New Roman" w:cs="Times New Roman"/>
+          <w:sz w:val="24"/>
+          <w:szCs w:val="24"/>
+        </w:rPr>
+        <w:t xml:space="preserve"> Lecturer presses “Save grade”</w:t>
+      </w:r>
+    </w:p>
+    <w:p>
+      <w:pPr>
+        <w:keepNext/>
+        <w:spacing w:after="60"/>
+        <w:rPr>
+          <w:rFonts w:ascii="Times New Roman" w:hAnsi="Times New Roman" w:cs="Times New Roman"/>
+          <w:sz w:val="24"/>
+          <w:szCs w:val="24"/>
+        </w:rPr>
+      </w:pPr>
+      <w:r>
+        <w:rPr>
+          <w:rFonts w:ascii="Times New Roman" w:hAnsi="Times New Roman" w:cs="Times New Roman"/>
+          <w:b/>
+          <w:bCs/>
+          <w:sz w:val="24"/>
+          <w:szCs w:val="24"/>
+        </w:rPr>
+        <w:t xml:space="preserve">Then</w:t>
+      </w:r>
+      <w:r>
+        <w:rPr>
+          <w:rFonts w:ascii="Times New Roman" w:hAnsi="Times New Roman" w:cs="Times New Roman"/>
+          <w:sz w:val="24"/>
+          <w:szCs w:val="24"/>
+        </w:rPr>
+        <w:t xml:space="preserve"> Student sees “8 / 10” and the comment on the Lab 3 page</w:t>
+      </w:r>
+    </w:p>
+    <w:p>
+      <w:pPr>
+        <w:ind w:firstLine="720"/>
+        <w:rPr>
+          <w:rFonts w:ascii="Times New Roman" w:hAnsi="Times New Roman" w:cs="Times New Roman"/>
+          <w:sz w:val="24"/>
+          <w:szCs w:val="24"/>
+        </w:rPr>
+      </w:pPr>
+      <w:r>
+        <w:rPr>
+          <w:rFonts w:ascii="Times New Roman" w:hAnsi="Times New Roman" w:cs="Times New Roman"/>
+          <w:b/>
+          <w:bCs/>
+          <w:sz w:val="24"/>
+          <w:szCs w:val="24"/>
+        </w:rPr>
+        <w:t xml:space="preserve">And</w:t>
+      </w:r>
+      <w:r>
+        <w:rPr>
+          <w:rFonts w:ascii="Times New Roman" w:hAnsi="Times New Roman" w:cs="Times New Roman"/>
+          <w:sz w:val="24"/>
+          <w:szCs w:val="24"/>
+        </w:rPr>
+        <w:t xml:space="preserve"> the course progress on the Student’s Dashboard changes from 38/100 to 46/100</w:t>
+      </w:r>
+    </w:p>
+    <w:p>
+      <w:pPr>
+        <w:keepNext/>
+        <w:rPr>
+          <w:rFonts w:ascii="Times New Roman" w:hAnsi="Times New Roman" w:cs="Times New Roman"/>
+          <w:sz w:val="24"/>
+          <w:szCs w:val="24"/>
+        </w:rPr>
+      </w:pPr>
+      <w:r>
+        <w:rPr>
+          <w:rFonts w:ascii="Times New Roman" w:hAnsi="Times New Roman" w:cs="Times New Roman"/>
+          <w:b/>
+          <w:bCs/>
+          <w:sz w:val="24"/>
+          <w:szCs w:val="24"/>
+          <w:u w:val="single"/>
+        </w:rPr>
+        <w:t xml:space="preserve">Acceptance Criteria #3:</w:t>
+      </w:r>
+      <w:r>
+        <w:rPr>
+          <w:rFonts w:ascii="Times New Roman" w:hAnsi="Times New Roman" w:cs="Times New Roman"/>
+          <w:sz w:val="24"/>
+          <w:szCs w:val="24"/>
+        </w:rPr>
+        <w:t xml:space="preserve"> Points above the maximum</w:t>
+      </w:r>
+    </w:p>
+    <w:p>
+      <w:pPr>
+        <w:keepNext/>
+        <w:spacing w:after="60"/>
+        <w:rPr>
+          <w:rFonts w:ascii="Times New Roman" w:hAnsi="Times New Roman" w:cs="Times New Roman"/>
+          <w:sz w:val="24"/>
+          <w:szCs w:val="24"/>
+        </w:rPr>
+      </w:pPr>
+      <w:r>
+        <w:rPr>
+          <w:rFonts w:ascii="Times New Roman" w:hAnsi="Times New Roman" w:cs="Times New Roman"/>
+          <w:b/>
+          <w:bCs/>
+          <w:sz w:val="24"/>
+          <w:szCs w:val="24"/>
+        </w:rPr>
+        <w:t xml:space="preserve">Given</w:t>
+      </w:r>
+      <w:r>
+        <w:rPr>
+          <w:rFonts w:ascii="Times New Roman" w:hAnsi="Times New Roman" w:cs="Times New Roman"/>
+          <w:sz w:val="24"/>
+          <w:szCs w:val="24"/>
+        </w:rPr>
+        <w:t xml:space="preserve"> Lecturer is grading the Lab 3 report</w:t>
+      </w:r>
+    </w:p>
+    <w:p>
+      <w:pPr>
+        <w:keepNext/>
+        <w:spacing w:after="60"/>
+        <w:ind w:firstLine="720"/>
+        <w:rPr>
+          <w:rFonts w:ascii="Times New Roman" w:hAnsi="Times New Roman" w:cs="Times New Roman"/>
+          <w:sz w:val="24"/>
+          <w:szCs w:val="24"/>
+        </w:rPr>
+      </w:pPr>
+      <w:r>
+        <w:rPr>
+          <w:rFonts w:ascii="Times New Roman" w:hAnsi="Times New Roman" w:cs="Times New Roman"/>
+          <w:b/>
+          <w:bCs/>
+          <w:sz w:val="24"/>
+          <w:szCs w:val="24"/>
+        </w:rPr>
+        <w:t xml:space="preserve">And</w:t>
+      </w:r>
+      <w:r>
+        <w:rPr>
+          <w:rFonts w:ascii="Times New Roman" w:hAnsi="Times New Roman" w:cs="Times New Roman"/>
+          <w:sz w:val="24"/>
+          <w:szCs w:val="24"/>
+        </w:rPr>
+        <w:t xml:space="preserve"> Lecturer has entered 12 in the “Points” field</w:t>
+      </w:r>
+    </w:p>
+    <w:p>
+      <w:pPr>
+        <w:keepNext/>
+        <w:spacing w:after="60"/>
+        <w:rPr>
+          <w:rFonts w:ascii="Times New Roman" w:hAnsi="Times New Roman" w:cs="Times New Roman"/>
+          <w:sz w:val="24"/>
+          <w:szCs w:val="24"/>
+        </w:rPr>
+      </w:pPr>
+      <w:r>
+        <w:rPr>
+          <w:rFonts w:ascii="Times New Roman" w:hAnsi="Times New Roman" w:cs="Times New Roman"/>
+          <w:b/>
+          <w:bCs/>
+          <w:sz w:val="24"/>
+          <w:szCs w:val="24"/>
+        </w:rPr>
+        <w:t xml:space="preserve">When</w:t>
+      </w:r>
+      <w:r>
+        <w:rPr>
+          <w:rFonts w:ascii="Times New Roman" w:hAnsi="Times New Roman" w:cs="Times New Roman"/>
+          <w:sz w:val="24"/>
+          <w:szCs w:val="24"/>
+        </w:rPr>
+        <w:t xml:space="preserve"> Lecturer presses “Save grade”</w:t>
+      </w:r>
+    </w:p>
+    <w:p>
+      <w:pPr>
+        <w:keepNext/>
+        <w:spacing w:after="60"/>
+        <w:rPr>
+          <w:rFonts w:ascii="Times New Roman" w:hAnsi="Times New Roman" w:cs="Times New Roman"/>
+          <w:sz w:val="24"/>
+          <w:szCs w:val="24"/>
+        </w:rPr>
+      </w:pPr>
+      <w:r>
+        <w:rPr>
+          <w:rFonts w:ascii="Times New Roman" w:hAnsi="Times New Roman" w:cs="Times New Roman"/>
+          <w:b/>
+          <w:bCs/>
+          <w:sz w:val="24"/>
+          <w:szCs w:val="24"/>
+        </w:rPr>
+        <w:t xml:space="preserve">Then</w:t>
+      </w:r>
+      <w:r>
+        <w:rPr>
+          <w:rFonts w:ascii="Times New Roman" w:hAnsi="Times New Roman" w:cs="Times New Roman"/>
+          <w:sz w:val="24"/>
+          <w:szCs w:val="24"/>
+        </w:rPr>
+        <w:t xml:space="preserve"> System does not save the grade</w:t>
+      </w:r>
+    </w:p>
+    <w:p>
+      <w:pPr>
+        <w:ind w:firstLine="720"/>
+        <w:rPr>
+          <w:rFonts w:ascii="Times New Roman" w:hAnsi="Times New Roman" w:cs="Times New Roman"/>
+          <w:sz w:val="24"/>
+          <w:szCs w:val="24"/>
+        </w:rPr>
+      </w:pPr>
+      <w:r>
+        <w:rPr>
+          <w:rFonts w:ascii="Times New Roman" w:hAnsi="Times New Roman" w:cs="Times New Roman"/>
+          <w:b/>
+          <w:bCs/>
+          <w:sz w:val="24"/>
+          <w:szCs w:val="24"/>
+        </w:rPr>
+        <w:t xml:space="preserve">And</w:t>
+      </w:r>
+      <w:r>
+        <w:rPr>
+          <w:rFonts w:ascii="Times New Roman" w:hAnsi="Times New Roman" w:cs="Times New Roman"/>
+          <w:sz w:val="24"/>
+          <w:szCs w:val="24"/>
+        </w:rPr>
+        <w:t xml:space="preserve"> System shows the message “Points cannot be more than 10”</w:t>
+      </w:r>
+    </w:p>
+    <w:p>
+      <w:pPr>
+        <w:rPr>
+          <w:rFonts w:ascii="Times New Roman" w:hAnsi="Times New Roman" w:cs="Times New Roman"/>
+          <w:sz w:val="24"/>
+          <w:szCs w:val="24"/>
+        </w:rPr>
+      </w:pPr>
+    </w:p>
+    <w:p>
+      <w:pPr>
+        <w:rPr>
+          <w:rFonts w:ascii="Times New Roman" w:hAnsi="Times New Roman" w:cs="Times New Roman"/>
+          <w:sz w:val="24"/>
+          <w:szCs w:val="24"/>
+        </w:rPr>
+      </w:pPr>
+    </w:p>
+    <w:p>
+      <w:pPr>
+        <w:keepNext/>
+        <w:rPr>
+          <w:rFonts w:ascii="Times New Roman" w:hAnsi="Times New Roman" w:cs="Times New Roman"/>
+          <w:sz w:val="24"/>
+          <w:szCs w:val="24"/>
+        </w:rPr>
+      </w:pPr>
+      <w:r>
+        <w:rPr>
+          <w:rFonts w:ascii="Times New Roman" w:hAnsi="Times New Roman" w:cs="Times New Roman"/>
+          <w:b/>
+          <w:bCs/>
+          <w:sz w:val="24"/>
+          <w:szCs w:val="24"/>
+          <w:u w:val="single"/>
+        </w:rPr>
+        <w:t xml:space="preserve">User Story #2</w:t>
+      </w:r>
+    </w:p>
+    <w:p>
+      <w:pPr>
+        <w:keepNext/>
+        <w:rPr>
+          <w:rFonts w:ascii="Times New Roman" w:hAnsi="Times New Roman" w:cs="Times New Roman"/>
+          <w:sz w:val="24"/>
+          <w:szCs w:val="24"/>
+        </w:rPr>
+      </w:pPr>
+      <w:r>
+        <w:rPr>
+          <w:rFonts w:ascii="Times New Roman" w:hAnsi="Times New Roman" w:cs="Times New Roman"/>
+          <w:b/>
+          <w:bCs/>
+          <w:sz w:val="24"/>
+          <w:szCs w:val="24"/>
+        </w:rPr>
+        <w:t xml:space="preserve">Title:</w:t>
+      </w:r>
+      <w:r>
+        <w:rPr>
+          <w:rFonts w:ascii="Times New Roman" w:hAnsi="Times New Roman" w:cs="Times New Roman"/>
+          <w:sz w:val="24"/>
+          <w:szCs w:val="24"/>
+        </w:rPr>
+        <w:t xml:space="preserve"> See all deadlines of the week on the Dashboard.</w:t>
+      </w:r>
+    </w:p>
+    <w:p>
+      <w:pPr>
+        <w:keepNext/>
+        <w:spacing w:after="0"/>
+        <w:rPr>
+          <w:rFonts w:ascii="Times New Roman" w:hAnsi="Times New Roman" w:cs="Times New Roman"/>
+          <w:sz w:val="24"/>
+          <w:szCs w:val="24"/>
+        </w:rPr>
+      </w:pPr>
+      <w:r>
+        <w:rPr>
+          <w:rFonts w:ascii="Times New Roman" w:hAnsi="Times New Roman" w:cs="Times New Roman"/>
+          <w:b/>
+          <w:bCs/>
+          <w:sz w:val="24"/>
+          <w:szCs w:val="24"/>
+        </w:rPr>
+        <w:t xml:space="preserve">Value Statement:</w:t>
+      </w:r>
+    </w:p>
+    <w:p>
+      <w:pPr>
+        <w:rPr>
+          <w:rFonts w:ascii="Times New Roman" w:hAnsi="Times New Roman" w:cs="Times New Roman"/>
+          <w:sz w:val="24"/>
+          <w:szCs w:val="24"/>
+        </w:rPr>
+      </w:pPr>
+      <w:r>
+        <w:rPr>
+          <w:rFonts w:ascii="Times New Roman" w:hAnsi="Times New Roman" w:cs="Times New Roman"/>
+          <w:b/>
+          <w:bCs/>
+          <w:sz w:val="24"/>
+          <w:szCs w:val="24"/>
+        </w:rPr>
+        <w:t xml:space="preserve">As a </w:t>
+      </w:r>
+      <w:r>
+        <w:rPr>
+          <w:rFonts w:ascii="Times New Roman" w:hAnsi="Times New Roman" w:cs="Times New Roman"/>
+          <w:sz w:val="24"/>
+          <w:szCs w:val="24"/>
+        </w:rPr>
         <w:t xml:space="preserve">student of the “VNS” platform</w:t>
       </w:r>
       <w:r>
@@ -166,7 +869,7 @@
           <w:sz w:val="24"/>
           <w:szCs w:val="24"/>
         </w:rPr>
-        <w:t xml:space="preserve">to submit my lab report on the page where the task, the deadline and the maximum points of the lab are shown</w:t>
+        <w:t xml:space="preserve">to see the deadlines of all my courses in one list on the Dashboard</w:t>
       </w:r>
       <w:r>
         <w:rPr>
@@ -184,7 +887,7 @@
           <w:sz w:val="24"/>
           <w:szCs w:val="24"/>
         </w:rPr>
-        <w:t xml:space="preserve">I do not miss the deadline and I know for sure that the lecturer has received my work.</w:t>
+        <w:t xml:space="preserve">I do not miss a deadline while I combine seven courses with a part-time job.</w:t>
       </w:r>
     </w:p>
     <w:p>
@@ -213,7 +916,7 @@
           <w:sz w:val="24"/>
           <w:szCs w:val="24"/>
         </w:rPr>
-        <w:t xml:space="preserve"> Task, deadline and points on the lab page</w:t>
+        <w:t xml:space="preserve"> All deadlines in one list</w:t>
       </w:r>
     </w:p>
     <w:p>
@@ -272,7 +975,7 @@
           <w:sz w:val="24"/>
           <w:szCs w:val="24"/>
         </w:rPr>
-        <w:t xml:space="preserve"> Student is enrolled in the course “Algorithms”</w:t>
+        <w:t xml:space="preserve"> Student is enrolled in the courses “Algorithms”, “Databases” and “English”</w:t>
       </w:r>
     </w:p>
     <w:p>
@@ -301,7 +1004,7 @@
           <w:sz w:val="24"/>
           <w:szCs w:val="24"/>
         </w:rPr>
-        <w:t xml:space="preserve"> Student opens “Lab 3. Graphs: BFS and DFS” from the course page</w:t>
+        <w:t xml:space="preserve"> Student opens the Dashboard</w:t>
       </w:r>
     </w:p>
     <w:p>
@@ -330,7 +1033,7 @@
           <w:sz w:val="24"/>
           <w:szCs w:val="24"/>
         </w:rPr>
-        <w:t xml:space="preserve"> Student sees the task file “lab3_task.pdf”, the deadline “Wed, 23:59 (2 days left)” and “Max points 10”</w:t>
+        <w:t xml:space="preserve"> Student sees “Deadlines this week” with “Lab 3 - Algorithms, Wed, 23:59”, “Quiz 2 - Databases, Thu, 10:00” and “Essay - English, Fri, 18:00” sorted by date</w:t>
       </w:r>
     </w:p>
     <w:p>
@@ -358,7 +1061,7 @@
           <w:sz w:val="24"/>
           <w:szCs w:val="24"/>
         </w:rPr>
-        <w:t xml:space="preserve"> Student sees the “Drag your report here” area with the “Submit” button</w:t>
+        <w:t xml:space="preserve"> each deadline has an “Open” button that leads to its page</w:t>
       </w:r>
     </w:p>
     <w:p>
@@ -387,7 +1090,7 @@
           <w:sz w:val="24"/>
           <w:szCs w:val="24"/>
         </w:rPr>
-        <w:t xml:space="preserve"> Submit a report</w:t>
+        <w:t xml:space="preserve"> Status of a deadline</w:t>
       </w:r>
     </w:p>
     <w:p>
@@ -416,6 +1119,505 @@
           <w:sz w:val="24"/>
           <w:szCs w:val="24"/>
         </w:rPr>
+        <w:t xml:space="preserve"> Student has not submitted “Lab 3 - Algorithms”</w:t>
+      </w:r>
+    </w:p>
+    <w:p>
+      <w:pPr>
+        <w:keepNext/>
+        <w:spacing w:after="60"/>
+        <w:ind w:firstLine="720"/>
+        <w:rPr>
+          <w:rFonts w:ascii="Times New Roman" w:hAnsi="Times New Roman" w:cs="Times New Roman"/>
+          <w:sz w:val="24"/>
+          <w:szCs w:val="24"/>
+        </w:rPr>
+      </w:pPr>
+      <w:r>
+        <w:rPr>
+          <w:rFonts w:ascii="Times New Roman" w:hAnsi="Times New Roman" w:cs="Times New Roman"/>
+          <w:b/>
+          <w:bCs/>
+          <w:sz w:val="24"/>
+          <w:szCs w:val="24"/>
+        </w:rPr>
+        <w:t xml:space="preserve">And</w:t>
+      </w:r>
+      <w:r>
+        <w:rPr>
+          <w:rFonts w:ascii="Times New Roman" w:hAnsi="Times New Roman" w:cs="Times New Roman"/>
+          <w:sz w:val="24"/>
+          <w:szCs w:val="24"/>
+        </w:rPr>
+        <w:t xml:space="preserve"> the deadline of Lab 3 is in 2 days</w:t>
+      </w:r>
+    </w:p>
+    <w:p>
+      <w:pPr>
+        <w:keepNext/>
+        <w:spacing w:after="60"/>
+        <w:rPr>
+          <w:rFonts w:ascii="Times New Roman" w:hAnsi="Times New Roman" w:cs="Times New Roman"/>
+          <w:sz w:val="24"/>
+          <w:szCs w:val="24"/>
+        </w:rPr>
+      </w:pPr>
+      <w:r>
+        <w:rPr>
+          <w:rFonts w:ascii="Times New Roman" w:hAnsi="Times New Roman" w:cs="Times New Roman"/>
+          <w:b/>
+          <w:bCs/>
+          <w:sz w:val="24"/>
+          <w:szCs w:val="24"/>
+        </w:rPr>
+        <w:t xml:space="preserve">When</w:t>
+      </w:r>
+      <w:r>
+        <w:rPr>
+          <w:rFonts w:ascii="Times New Roman" w:hAnsi="Times New Roman" w:cs="Times New Roman"/>
+          <w:sz w:val="24"/>
+          <w:szCs w:val="24"/>
+        </w:rPr>
+        <w:t xml:space="preserve"> Student opens the Dashboard</w:t>
+      </w:r>
+    </w:p>
+    <w:p>
+      <w:pPr>
+        <w:keepNext/>
+        <w:spacing w:after="60"/>
+        <w:rPr>
+          <w:rFonts w:ascii="Times New Roman" w:hAnsi="Times New Roman" w:cs="Times New Roman"/>
+          <w:sz w:val="24"/>
+          <w:szCs w:val="24"/>
+        </w:rPr>
+      </w:pPr>
+      <w:r>
+        <w:rPr>
+          <w:rFonts w:ascii="Times New Roman" w:hAnsi="Times New Roman" w:cs="Times New Roman"/>
+          <w:b/>
+          <w:bCs/>
+          <w:sz w:val="24"/>
+          <w:szCs w:val="24"/>
+        </w:rPr>
+        <w:t xml:space="preserve">Then</w:t>
+      </w:r>
+      <w:r>
+        <w:rPr>
+          <w:rFonts w:ascii="Times New Roman" w:hAnsi="Times New Roman" w:cs="Times New Roman"/>
+          <w:sz w:val="24"/>
+          <w:szCs w:val="24"/>
+        </w:rPr>
+        <w:t xml:space="preserve"> “Lab 3 - Algorithms” is marked “Soon”</w:t>
+      </w:r>
+    </w:p>
+    <w:p>
+      <w:pPr>
+        <w:ind w:firstLine="720"/>
+        <w:rPr>
+          <w:rFonts w:ascii="Times New Roman" w:hAnsi="Times New Roman" w:cs="Times New Roman"/>
+          <w:sz w:val="24"/>
+          <w:szCs w:val="24"/>
+        </w:rPr>
+      </w:pPr>
+      <w:r>
+        <w:rPr>
+          <w:rFonts w:ascii="Times New Roman" w:hAnsi="Times New Roman" w:cs="Times New Roman"/>
+          <w:b/>
+          <w:bCs/>
+          <w:sz w:val="24"/>
+          <w:szCs w:val="24"/>
+        </w:rPr>
+        <w:t xml:space="preserve">And</w:t>
+      </w:r>
+      <w:r>
+        <w:rPr>
+          <w:rFonts w:ascii="Times New Roman" w:hAnsi="Times New Roman" w:cs="Times New Roman"/>
+          <w:sz w:val="24"/>
+          <w:szCs w:val="24"/>
+        </w:rPr>
+        <w:t xml:space="preserve"> a deadline that has passed without a submission is marked “Overdue”</w:t>
+      </w:r>
+    </w:p>
+    <w:p>
+      <w:pPr>
+        <w:keepNext/>
+        <w:rPr>
+          <w:rFonts w:ascii="Times New Roman" w:hAnsi="Times New Roman" w:cs="Times New Roman"/>
+          <w:sz w:val="24"/>
+          <w:szCs w:val="24"/>
+        </w:rPr>
+      </w:pPr>
+      <w:r>
+        <w:rPr>
+          <w:rFonts w:ascii="Times New Roman" w:hAnsi="Times New Roman" w:cs="Times New Roman"/>
+          <w:b/>
+          <w:bCs/>
+          <w:sz w:val="24"/>
+          <w:szCs w:val="24"/>
+          <w:u w:val="single"/>
+        </w:rPr>
+        <w:t xml:space="preserve">Acceptance Criteria #3:</w:t>
+      </w:r>
+      <w:r>
+        <w:rPr>
+          <w:rFonts w:ascii="Times New Roman" w:hAnsi="Times New Roman" w:cs="Times New Roman"/>
+          <w:sz w:val="24"/>
+          <w:szCs w:val="24"/>
+        </w:rPr>
+        <w:t xml:space="preserve"> No deadlines this week</w:t>
+      </w:r>
+    </w:p>
+    <w:p>
+      <w:pPr>
+        <w:keepNext/>
+        <w:spacing w:after="60"/>
+        <w:rPr>
+          <w:rFonts w:ascii="Times New Roman" w:hAnsi="Times New Roman" w:cs="Times New Roman"/>
+          <w:sz w:val="24"/>
+          <w:szCs w:val="24"/>
+        </w:rPr>
+      </w:pPr>
+      <w:r>
+        <w:rPr>
+          <w:rFonts w:ascii="Times New Roman" w:hAnsi="Times New Roman" w:cs="Times New Roman"/>
+          <w:b/>
+          <w:bCs/>
+          <w:sz w:val="24"/>
+          <w:szCs w:val="24"/>
+        </w:rPr>
+        <w:t xml:space="preserve">Given</w:t>
+      </w:r>
+      <w:r>
+        <w:rPr>
+          <w:rFonts w:ascii="Times New Roman" w:hAnsi="Times New Roman" w:cs="Times New Roman"/>
+          <w:sz w:val="24"/>
+          <w:szCs w:val="24"/>
+        </w:rPr>
+        <w:t xml:space="preserve"> there are no deadlines this week</w:t>
+      </w:r>
+    </w:p>
+    <w:p>
+      <w:pPr>
+        <w:keepNext/>
+        <w:spacing w:after="60"/>
+        <w:rPr>
+          <w:rFonts w:ascii="Times New Roman" w:hAnsi="Times New Roman" w:cs="Times New Roman"/>
+          <w:sz w:val="24"/>
+          <w:szCs w:val="24"/>
+        </w:rPr>
+      </w:pPr>
+      <w:r>
+        <w:rPr>
+          <w:rFonts w:ascii="Times New Roman" w:hAnsi="Times New Roman" w:cs="Times New Roman"/>
+          <w:b/>
+          <w:bCs/>
+          <w:sz w:val="24"/>
+          <w:szCs w:val="24"/>
+        </w:rPr>
+        <w:t xml:space="preserve">When</w:t>
+      </w:r>
+      <w:r>
+        <w:rPr>
+          <w:rFonts w:ascii="Times New Roman" w:hAnsi="Times New Roman" w:cs="Times New Roman"/>
+          <w:sz w:val="24"/>
+          <w:szCs w:val="24"/>
+        </w:rPr>
+        <w:t xml:space="preserve"> Student opens the Dashboard</w:t>
+      </w:r>
+    </w:p>
+    <w:p>
+      <w:pPr>
+        <w:keepNext/>
+        <w:spacing w:after="60"/>
+        <w:rPr>
+          <w:rFonts w:ascii="Times New Roman" w:hAnsi="Times New Roman" w:cs="Times New Roman"/>
+          <w:sz w:val="24"/>
+          <w:szCs w:val="24"/>
+        </w:rPr>
+      </w:pPr>
+      <w:r>
+        <w:rPr>
+          <w:rFonts w:ascii="Times New Roman" w:hAnsi="Times New Roman" w:cs="Times New Roman"/>
+          <w:b/>
+          <w:bCs/>
+          <w:sz w:val="24"/>
+          <w:szCs w:val="24"/>
+        </w:rPr>
+        <w:t xml:space="preserve">Then</w:t>
+      </w:r>
+      <w:r>
+        <w:rPr>
+          <w:rFonts w:ascii="Times New Roman" w:hAnsi="Times New Roman" w:cs="Times New Roman"/>
+          <w:sz w:val="24"/>
+          <w:szCs w:val="24"/>
+        </w:rPr>
+        <w:t xml:space="preserve"> Student sees the message “No deadlines this week”</w:t>
+      </w:r>
+    </w:p>
+    <w:p>
+      <w:pPr>
+        <w:keepNext/>
+        <w:spacing w:after="60"/>
+        <w:ind w:firstLine="720"/>
+        <w:rPr>
+          <w:rFonts w:ascii="Times New Roman" w:hAnsi="Times New Roman" w:cs="Times New Roman"/>
+          <w:sz w:val="24"/>
+          <w:szCs w:val="24"/>
+        </w:rPr>
+      </w:pPr>
+      <w:r>
+        <w:rPr>
+          <w:rFonts w:ascii="Times New Roman" w:hAnsi="Times New Roman" w:cs="Times New Roman"/>
+          <w:b/>
+          <w:bCs/>
+          <w:sz w:val="24"/>
+          <w:szCs w:val="24"/>
+        </w:rPr>
+        <w:t xml:space="preserve">And</w:t>
+      </w:r>
+      <w:r>
+        <w:rPr>
+          <w:rFonts w:ascii="Times New Roman" w:hAnsi="Times New Roman" w:cs="Times New Roman"/>
+          <w:sz w:val="24"/>
+          <w:szCs w:val="24"/>
+        </w:rPr>
+        <w:t xml:space="preserve"> the list of deadlines is not shown</w:t>
+      </w:r>
+    </w:p>
+    <w:p>
+      <w:pPr>
+        <w:ind w:firstLine="720"/>
+        <w:rPr>
+          <w:rFonts w:ascii="Times New Roman" w:hAnsi="Times New Roman" w:cs="Times New Roman"/>
+          <w:sz w:val="24"/>
+          <w:szCs w:val="24"/>
+        </w:rPr>
+      </w:pPr>
+      <w:r>
+        <w:rPr>
+          <w:rFonts w:ascii="Times New Roman" w:hAnsi="Times New Roman" w:cs="Times New Roman"/>
+          <w:b/>
+          <w:bCs/>
+          <w:sz w:val="24"/>
+          <w:szCs w:val="24"/>
+        </w:rPr>
+        <w:t xml:space="preserve">And</w:t>
+      </w:r>
+      <w:r>
+        <w:rPr>
+          <w:rFonts w:ascii="Times New Roman" w:hAnsi="Times New Roman" w:cs="Times New Roman"/>
+          <w:sz w:val="24"/>
+          <w:szCs w:val="24"/>
+        </w:rPr>
+        <w:t xml:space="preserve"> the nearest upcoming deadline is shown below the message</w:t>
+      </w:r>
+    </w:p>
+    <w:p>
+      <w:pPr>
+        <w:rPr>
+          <w:rFonts w:ascii="Times New Roman" w:hAnsi="Times New Roman" w:cs="Times New Roman"/>
+          <w:sz w:val="24"/>
+          <w:szCs w:val="24"/>
+        </w:rPr>
+      </w:pPr>
+    </w:p>
+    <w:p>
+      <w:pPr>
+        <w:rPr>
+          <w:rFonts w:ascii="Times New Roman" w:hAnsi="Times New Roman" w:cs="Times New Roman"/>
+          <w:sz w:val="24"/>
+          <w:szCs w:val="24"/>
+        </w:rPr>
+      </w:pPr>
+    </w:p>
+    <w:p>
+      <w:pPr>
+        <w:keepNext/>
+        <w:rPr>
+          <w:rFonts w:ascii="Times New Roman" w:hAnsi="Times New Roman" w:cs="Times New Roman"/>
+          <w:sz w:val="24"/>
+          <w:szCs w:val="24"/>
+        </w:rPr>
+      </w:pPr>
+      <w:r>
+        <w:rPr>
+          <w:rFonts w:ascii="Times New Roman" w:hAnsi="Times New Roman" w:cs="Times New Roman"/>
+          <w:b/>
+          <w:bCs/>
+          <w:sz w:val="24"/>
+          <w:szCs w:val="24"/>
+          <w:u w:val="single"/>
+        </w:rPr>
+        <w:t xml:space="preserve">User Story #3</w:t>
+      </w:r>
+    </w:p>
+    <w:p>
+      <w:pPr>
+        <w:keepNext/>
+        <w:rPr>
+          <w:rFonts w:ascii="Times New Roman" w:hAnsi="Times New Roman" w:cs="Times New Roman"/>
+          <w:sz w:val="24"/>
+          <w:szCs w:val="24"/>
+        </w:rPr>
+      </w:pPr>
+      <w:r>
+        <w:rPr>
+          <w:rFonts w:ascii="Times New Roman" w:hAnsi="Times New Roman" w:cs="Times New Roman"/>
+          <w:b/>
+          <w:bCs/>
+          <w:sz w:val="24"/>
+          <w:szCs w:val="24"/>
+        </w:rPr>
+        <w:t xml:space="preserve">Title:</w:t>
+      </w:r>
+      <w:r>
+        <w:rPr>
+          <w:rFonts w:ascii="Times New Roman" w:hAnsi="Times New Roman" w:cs="Times New Roman"/>
+          <w:sz w:val="24"/>
+          <w:szCs w:val="24"/>
+        </w:rPr>
+        <w:t xml:space="preserve"> Ask the lecturer a question about a lab.</w:t>
+      </w:r>
+    </w:p>
+    <w:p>
+      <w:pPr>
+        <w:keepNext/>
+        <w:spacing w:after="0"/>
+        <w:rPr>
+          <w:rFonts w:ascii="Times New Roman" w:hAnsi="Times New Roman" w:cs="Times New Roman"/>
+          <w:sz w:val="24"/>
+          <w:szCs w:val="24"/>
+        </w:rPr>
+      </w:pPr>
+      <w:r>
+        <w:rPr>
+          <w:rFonts w:ascii="Times New Roman" w:hAnsi="Times New Roman" w:cs="Times New Roman"/>
+          <w:b/>
+          <w:bCs/>
+          <w:sz w:val="24"/>
+          <w:szCs w:val="24"/>
+        </w:rPr>
+        <w:t xml:space="preserve">Value Statement:</w:t>
+      </w:r>
+    </w:p>
+    <w:p>
+      <w:pPr>
+        <w:rPr>
+          <w:rFonts w:ascii="Times New Roman" w:hAnsi="Times New Roman" w:cs="Times New Roman"/>
+          <w:sz w:val="24"/>
+          <w:szCs w:val="24"/>
+        </w:rPr>
+      </w:pPr>
+      <w:r>
+        <w:rPr>
+          <w:rFonts w:ascii="Times New Roman" w:hAnsi="Times New Roman" w:cs="Times New Roman"/>
+          <w:b/>
+          <w:bCs/>
+          <w:sz w:val="24"/>
+          <w:szCs w:val="24"/>
+        </w:rPr>
+        <w:t xml:space="preserve">As a </w:t>
+      </w:r>
+      <w:r>
+        <w:rPr>
+          <w:rFonts w:ascii="Times New Roman" w:hAnsi="Times New Roman" w:cs="Times New Roman"/>
+          <w:sz w:val="24"/>
+          <w:szCs w:val="24"/>
+        </w:rPr>
+        <w:t xml:space="preserve">student of the “VNS” platform</w:t>
+      </w:r>
+      <w:r>
+        <w:rPr>
+          <w:rFonts w:ascii="Times New Roman" w:hAnsi="Times New Roman" w:cs="Times New Roman"/>
+          <w:b/>
+          <w:bCs/>
+          <w:sz w:val="24"/>
+          <w:szCs w:val="24"/>
+        </w:rPr>
+        <w:t xml:space="preserve">, I want </w:t>
+      </w:r>
+      <w:r>
+        <w:rPr>
+          <w:rFonts w:ascii="Times New Roman" w:hAnsi="Times New Roman" w:cs="Times New Roman"/>
+          <w:sz w:val="24"/>
+          <w:szCs w:val="24"/>
+        </w:rPr>
+        <w:t xml:space="preserve">to ask the lecturer a question right on the lab page</w:t>
+      </w:r>
+      <w:r>
+        <w:rPr>
+          <w:rFonts w:ascii="Times New Roman" w:hAnsi="Times New Roman" w:cs="Times New Roman"/>
+          <w:b/>
+          <w:bCs/>
+          <w:sz w:val="24"/>
+          <w:szCs w:val="24"/>
+        </w:rPr>
+        <w:t xml:space="preserve">, so that </w:t>
+      </w:r>
+      <w:r>
+        <w:rPr>
+          <w:rFonts w:ascii="Times New Roman" w:hAnsi="Times New Roman" w:cs="Times New Roman"/>
+          <w:sz w:val="24"/>
+          <w:szCs w:val="24"/>
+        </w:rPr>
+        <w:t xml:space="preserve">I get the answer next to the task instead of searching for it in messenger chats.</w:t>
+      </w:r>
+    </w:p>
+    <w:p>
+      <w:pPr>
+        <w:keepNext/>
+        <w:rPr>
+          <w:rFonts w:ascii="Times New Roman" w:hAnsi="Times New Roman" w:cs="Times New Roman"/>
+          <w:sz w:val="24"/>
+          <w:szCs w:val="24"/>
+        </w:rPr>
+      </w:pPr>
+      <w:r>
+        <w:rPr>
+          <w:rFonts w:ascii="Times New Roman" w:hAnsi="Times New Roman" w:cs="Times New Roman"/>
+          <w:b/>
+          <w:bCs/>
+          <w:sz w:val="24"/>
+          <w:szCs w:val="24"/>
+          <w:u w:val="single"/>
+        </w:rPr>
+        <w:t xml:space="preserve">Acceptance Criteria #1:</w:t>
+      </w:r>
+      <w:r>
+        <w:rPr>
+          <w:rFonts w:ascii="Times New Roman" w:hAnsi="Times New Roman" w:cs="Times New Roman"/>
+          <w:sz w:val="24"/>
+          <w:szCs w:val="24"/>
+        </w:rPr>
+        <w:t xml:space="preserve"> Send a question about the lab</w:t>
+      </w:r>
+    </w:p>
+    <w:p>
+      <w:pPr>
+        <w:keepNext/>
+        <w:spacing w:after="60"/>
+        <w:rPr>
+          <w:rFonts w:ascii="Times New Roman" w:hAnsi="Times New Roman" w:cs="Times New Roman"/>
+          <w:sz w:val="24"/>
+          <w:szCs w:val="24"/>
+        </w:rPr>
+      </w:pPr>
+      <w:r>
+        <w:rPr>
+          <w:rFonts w:ascii="Times New Roman" w:hAnsi="Times New Roman" w:cs="Times New Roman"/>
+          <w:b/>
+          <w:bCs/>
+          <w:sz w:val="24"/>
+          <w:szCs w:val="24"/>
+        </w:rPr>
+        <w:t xml:space="preserve">Given</w:t>
+      </w:r>
+      <w:r>
+        <w:rPr>
+          <w:rFonts w:ascii="Times New Roman" w:hAnsi="Times New Roman" w:cs="Times New Roman"/>
+          <w:sz w:val="24"/>
+          <w:szCs w:val="24"/>
+        </w:rPr>
         <w:t xml:space="preserve"> Student is on the Lab 3 page</w:t>
       </w:r>
     </w:p>
@@ -446,7 +1648,7 @@
           <w:sz w:val="24"/>
           <w:szCs w:val="24"/>
         </w:rPr>
-        <w:t xml:space="preserve"> Student has added the file “lab3_report.pdf” with the “Choose file” button</w:t>
+        <w:t xml:space="preserve"> Student has typed “Can we use an adjacency matrix instead of a list?” in the “Ask the lecturer...” field</w:t>
       </w:r>
     </w:p>
     <w:p>
@@ -475,7 +1677,7 @@
           <w:sz w:val="24"/>
           <w:szCs w:val="24"/>
         </w:rPr>
-        <w:t xml:space="preserve"> Student presses “Submit”</w:t>
+        <w:t xml:space="preserve"> Student presses “Send”</w:t>
       </w:r>
     </w:p>
     <w:p>
@@ -504,7 +1706,7 @@
           <w:sz w:val="24"/>
           <w:szCs w:val="24"/>
         </w:rPr>
-        <w:t xml:space="preserve"> System saves the report and shows the status “Submitted” with the date and time of submission</w:t>
+        <w:t xml:space="preserve"> the question appears in the “Questions about this lab” block with the Student’s name and the time</w:t>
       </w:r>
     </w:p>
     <w:p>
@@ -532,7 +1734,7 @@
           <w:sz w:val="24"/>
           <w:szCs w:val="24"/>
         </w:rPr>
-        <w:t xml:space="preserve"> Lab 3 is marked as “Submitted” in “Deadlines this week” on the Student’s Dashboard</w:t>
+        <w:t xml:space="preserve"> the lecturer of the course gets a notification about the new question</w:t>
       </w:r>
     </w:p>
     <w:p>
@@ -553,6 +1755,120 @@
           <w:szCs w:val="24"/>
           <w:u w:val="single"/>
         </w:rPr>
+        <w:t xml:space="preserve">Acceptance Criteria #2:</w:t>
+      </w:r>
+      <w:r>
+        <w:rPr>
+          <w:rFonts w:ascii="Times New Roman" w:hAnsi="Times New Roman" w:cs="Times New Roman"/>
+          <w:sz w:val="24"/>
+          <w:szCs w:val="24"/>
+        </w:rPr>
+        <w:t xml:space="preserve"> The answer is visible to the whole group</w:t>
+      </w:r>
+    </w:p>
+    <w:p>
+      <w:pPr>
+        <w:keepNext/>
+        <w:spacing w:after="60"/>
+        <w:rPr>
+          <w:rFonts w:ascii="Times New Roman" w:hAnsi="Times New Roman" w:cs="Times New Roman"/>
+          <w:sz w:val="24"/>
+          <w:szCs w:val="24"/>
+        </w:rPr>
+      </w:pPr>
+      <w:r>
+        <w:rPr>
+          <w:rFonts w:ascii="Times New Roman" w:hAnsi="Times New Roman" w:cs="Times New Roman"/>
+          <w:b/>
+          <w:bCs/>
+          <w:sz w:val="24"/>
+          <w:szCs w:val="24"/>
+        </w:rPr>
+        <w:t xml:space="preserve">Given</w:t>
+      </w:r>
+      <w:r>
+        <w:rPr>
+          <w:rFonts w:ascii="Times New Roman" w:hAnsi="Times New Roman" w:cs="Times New Roman"/>
+          <w:sz w:val="24"/>
+          <w:szCs w:val="24"/>
+        </w:rPr>
+        <w:t xml:space="preserve"> the lecturer has answered a question in “Questions about this lab”</w:t>
+      </w:r>
+    </w:p>
+    <w:p>
+      <w:pPr>
+        <w:keepNext/>
+        <w:spacing w:after="60"/>
+        <w:rPr>
+          <w:rFonts w:ascii="Times New Roman" w:hAnsi="Times New Roman" w:cs="Times New Roman"/>
+          <w:sz w:val="24"/>
+          <w:szCs w:val="24"/>
+        </w:rPr>
+      </w:pPr>
+      <w:r>
+        <w:rPr>
+          <w:rFonts w:ascii="Times New Roman" w:hAnsi="Times New Roman" w:cs="Times New Roman"/>
+          <w:b/>
+          <w:bCs/>
+          <w:sz w:val="24"/>
+          <w:szCs w:val="24"/>
+        </w:rPr>
+        <w:t xml:space="preserve">When</w:t>
+      </w:r>
+      <w:r>
+        <w:rPr>
+          <w:rFonts w:ascii="Times New Roman" w:hAnsi="Times New Roman" w:cs="Times New Roman"/>
+          <w:sz w:val="24"/>
+          <w:szCs w:val="24"/>
+        </w:rPr>
+        <w:t xml:space="preserve"> another student of the group opens the Lab 3 page</w:t>
+      </w:r>
+    </w:p>
+    <w:p>
+      <w:pPr>
+        <w:rPr>
+          <w:rFonts w:ascii="Times New Roman" w:hAnsi="Times New Roman" w:cs="Times New Roman"/>
+          <w:sz w:val="24"/>
+          <w:szCs w:val="24"/>
+        </w:rPr>
+      </w:pPr>
+      <w:r>
+        <w:rPr>
+          <w:rFonts w:ascii="Times New Roman" w:hAnsi="Times New Roman" w:cs="Times New Roman"/>
+          <w:b/>
+          <w:bCs/>
+          <w:sz w:val="24"/>
+          <w:szCs w:val="24"/>
+        </w:rPr>
+        <w:t xml:space="preserve">Then</w:t>
+      </w:r>
+      <w:r>
+        <w:rPr>
+          <w:rFonts w:ascii="Times New Roman" w:hAnsi="Times New Roman" w:cs="Times New Roman"/>
+          <w:sz w:val="24"/>
+          <w:szCs w:val="24"/>
+        </w:rPr>
+        <w:t xml:space="preserve"> the student sees the question and the lecturer’s answer under it</w:t>
+      </w:r>
+    </w:p>
+    <w:p>
+      <w:pPr>
+        <w:keepNext/>
+        <w:rPr>
+          <w:rFonts w:ascii="Times New Roman" w:hAnsi="Times New Roman" w:cs="Times New Roman"/>
+          <w:sz w:val="24"/>
+          <w:szCs w:val="24"/>
+        </w:rPr>
+      </w:pPr>
+      <w:r>
+        <w:rPr>
+          <w:rFonts w:ascii="Times New Roman" w:hAnsi="Times New Roman" w:cs="Times New Roman"/>
+          <w:b/>
+          <w:bCs/>
+          <w:sz w:val="24"/>
+          <w:szCs w:val="24"/>
+          <w:u w:val="single"/>
+        </w:rPr>
         <w:t xml:space="preserve">Acceptance Criteria #3:</w:t>
       </w:r>
       <w:r>
@@ -561,7 +1877,7 @@
           <w:sz w:val="24"/>
           <w:szCs w:val="24"/>
         </w:rPr>
-        <w:t xml:space="preserve"> File in a wrong format</w:t>
+        <w:t xml:space="preserve"> Questions after the lab is closed</w:t>
       </w:r>
     </w:p>
     <w:p>
@@ -590,7 +1906,7 @@
           <w:sz w:val="24"/>
           <w:szCs w:val="24"/>
         </w:rPr>
-        <w:t xml:space="preserve"> Student is on the Lab 3 page</w:t>
+        <w:t xml:space="preserve"> 14 days have passed since the deadline of Lab 3</w:t>
       </w:r>
     </w:p>
     <w:p>
@@ -619,7 +1935,7 @@
           <w:sz w:val="24"/>
           <w:szCs w:val="24"/>
         </w:rPr>
-        <w:t xml:space="preserve"> Student adds the file “lab3_report.zip”</w:t>
+        <w:t xml:space="preserve"> Student opens the Lab 3 page</w:t>
       </w:r>
     </w:p>
     <w:p>
@@ -648,13 +1964,11 @@
           <w:sz w:val="24"/>
           <w:szCs w:val="24"/>
         </w:rPr>
-        <w:t xml:space="preserve"> System does not upload the file</w:t>
-      </w:r>
-    </w:p>
-    <w:p>
-      <w:pPr>
-        <w:keepNext/>
-        <w:spacing w:after="60"/>
+        <w:t xml:space="preserve"> Student sees all earlier questions and answers</w:t>
+      </w:r>
+    </w:p>
+    <w:p>
+      <w:pPr>
         <w:ind w:firstLine="720"/>
         <w:rPr>
           <w:rFonts w:ascii="Times New Roman" w:hAnsi="Times New Roman" w:cs="Times New Roman"/>
@@ -678,1321 +1992,7 @@
           <w:sz w:val="24"/>
           <w:szCs w:val="24"/>
         </w:rPr>
-        <w:t xml:space="preserve"> System shows the message “Upload a PDF or DOCX file up to 20 MB”</w:t>
-      </w:r>
-    </w:p>
-    <w:p>
-      <w:pPr>
-        <w:ind w:firstLine="720"/>
-        <w:rPr>
-          <w:rFonts w:ascii="Times New Roman" w:hAnsi="Times New Roman" w:cs="Times New Roman"/>
-          <w:sz w:val="24"/>
-          <w:szCs w:val="24"/>
-        </w:rPr>
-      </w:pPr>
-      <w:r>
-        <w:rPr>
-          <w:rFonts w:ascii="Times New Roman" w:hAnsi="Times New Roman" w:cs="Times New Roman"/>
-          <w:b/>
-          <w:bCs/>
-          <w:sz w:val="24"/>
-          <w:szCs w:val="24"/>
-        </w:rPr>
-        <w:t xml:space="preserve">And</w:t>
-      </w:r>
-      <w:r>
-        <w:rPr>
-          <w:rFonts w:ascii="Times New Roman" w:hAnsi="Times New Roman" w:cs="Times New Roman"/>
-          <w:sz w:val="24"/>
-          <w:szCs w:val="24"/>
-        </w:rPr>
-        <w:t xml:space="preserve"> the “Submit” button stays inactive</w:t>
-      </w:r>
-    </w:p>
-    <w:p>
-      <w:pPr>
-        <w:rPr>
-          <w:rFonts w:ascii="Times New Roman" w:hAnsi="Times New Roman" w:cs="Times New Roman"/>
-          <w:sz w:val="24"/>
-          <w:szCs w:val="24"/>
-        </w:rPr>
-      </w:pPr>
-    </w:p>
-    <w:p>
-      <w:pPr>
-        <w:rPr>
-          <w:rFonts w:ascii="Times New Roman" w:hAnsi="Times New Roman" w:cs="Times New Roman"/>
-          <w:sz w:val="24"/>
-          <w:szCs w:val="24"/>
-        </w:rPr>
-      </w:pPr>
-    </w:p>
-    <w:p>
-      <w:pPr>
-        <w:keepNext/>
-        <w:rPr>
-          <w:rFonts w:ascii="Times New Roman" w:hAnsi="Times New Roman" w:cs="Times New Roman"/>
-          <w:sz w:val="24"/>
-          <w:szCs w:val="24"/>
-        </w:rPr>
-      </w:pPr>
-      <w:r>
-        <w:rPr>
-          <w:rFonts w:ascii="Times New Roman" w:hAnsi="Times New Roman" w:cs="Times New Roman"/>
-          <w:b/>
-          <w:bCs/>
-          <w:sz w:val="24"/>
-          <w:szCs w:val="24"/>
-          <w:u w:val="single"/>
-        </w:rPr>
-        <w:t xml:space="preserve">User Story #2</w:t>
-      </w:r>
-    </w:p>
-    <w:p>
-      <w:pPr>
-        <w:keepNext/>
-        <w:rPr>
-          <w:rFonts w:ascii="Times New Roman" w:hAnsi="Times New Roman" w:cs="Times New Roman"/>
-          <w:sz w:val="24"/>
-          <w:szCs w:val="24"/>
-        </w:rPr>
-      </w:pPr>
-      <w:r>
-        <w:rPr>
-          <w:rFonts w:ascii="Times New Roman" w:hAnsi="Times New Roman" w:cs="Times New Roman"/>
-          <w:b/>
-          <w:bCs/>
-          <w:sz w:val="24"/>
-          <w:szCs w:val="24"/>
-        </w:rPr>
-        <w:t xml:space="preserve">Title:</w:t>
-      </w:r>
-      <w:r>
-        <w:rPr>
-          <w:rFonts w:ascii="Times New Roman" w:hAnsi="Times New Roman" w:cs="Times New Roman"/>
-          <w:sz w:val="24"/>
-          <w:szCs w:val="24"/>
-        </w:rPr>
-        <w:t xml:space="preserve"> Ask the lecturer a question about a lab.</w:t>
-      </w:r>
-    </w:p>
-    <w:p>
-      <w:pPr>
-        <w:keepNext/>
-        <w:spacing w:after="0"/>
-        <w:rPr>
-          <w:rFonts w:ascii="Times New Roman" w:hAnsi="Times New Roman" w:cs="Times New Roman"/>
-          <w:sz w:val="24"/>
-          <w:szCs w:val="24"/>
-        </w:rPr>
-      </w:pPr>
-      <w:r>
-        <w:rPr>
-          <w:rFonts w:ascii="Times New Roman" w:hAnsi="Times New Roman" w:cs="Times New Roman"/>
-          <w:b/>
-          <w:bCs/>
-          <w:sz w:val="24"/>
-          <w:szCs w:val="24"/>
-        </w:rPr>
-        <w:t xml:space="preserve">Value Statement:</w:t>
-      </w:r>
-    </w:p>
-    <w:p>
-      <w:pPr>
-        <w:rPr>
-          <w:rFonts w:ascii="Times New Roman" w:hAnsi="Times New Roman" w:cs="Times New Roman"/>
-          <w:sz w:val="24"/>
-          <w:szCs w:val="24"/>
-        </w:rPr>
-      </w:pPr>
-      <w:r>
-        <w:rPr>
-          <w:rFonts w:ascii="Times New Roman" w:hAnsi="Times New Roman" w:cs="Times New Roman"/>
-          <w:b/>
-          <w:bCs/>
-          <w:sz w:val="24"/>
-          <w:szCs w:val="24"/>
-        </w:rPr>
-        <w:t xml:space="preserve">As a </w:t>
-      </w:r>
-      <w:r>
-        <w:rPr>
-          <w:rFonts w:ascii="Times New Roman" w:hAnsi="Times New Roman" w:cs="Times New Roman"/>
-          <w:sz w:val="24"/>
-          <w:szCs w:val="24"/>
-        </w:rPr>
-        <w:t xml:space="preserve">student of the “VNS” platform</w:t>
-      </w:r>
-      <w:r>
-        <w:rPr>
-          <w:rFonts w:ascii="Times New Roman" w:hAnsi="Times New Roman" w:cs="Times New Roman"/>
-          <w:b/>
-          <w:bCs/>
-          <w:sz w:val="24"/>
-          <w:szCs w:val="24"/>
-        </w:rPr>
-        <w:t xml:space="preserve">, I want </w:t>
-      </w:r>
-      <w:r>
-        <w:rPr>
-          <w:rFonts w:ascii="Times New Roman" w:hAnsi="Times New Roman" w:cs="Times New Roman"/>
-          <w:sz w:val="24"/>
-          <w:szCs w:val="24"/>
-        </w:rPr>
-        <w:t xml:space="preserve">to ask the lecturer a question right on the lab page</w:t>
-      </w:r>
-      <w:r>
-        <w:rPr>
-          <w:rFonts w:ascii="Times New Roman" w:hAnsi="Times New Roman" w:cs="Times New Roman"/>
-          <w:b/>
-          <w:bCs/>
-          <w:sz w:val="24"/>
-          <w:szCs w:val="24"/>
-        </w:rPr>
-        <w:t xml:space="preserve">, so that </w:t>
-      </w:r>
-      <w:r>
-        <w:rPr>
-          <w:rFonts w:ascii="Times New Roman" w:hAnsi="Times New Roman" w:cs="Times New Roman"/>
-          <w:sz w:val="24"/>
-          <w:szCs w:val="24"/>
-        </w:rPr>
-        <w:t xml:space="preserve">I get the answer next to the task instead of searching for it in messenger chats.</w:t>
-      </w:r>
-    </w:p>
-    <w:p>
-      <w:pPr>
-        <w:keepNext/>
-        <w:rPr>
-          <w:rFonts w:ascii="Times New Roman" w:hAnsi="Times New Roman" w:cs="Times New Roman"/>
-          <w:sz w:val="24"/>
-          <w:szCs w:val="24"/>
-        </w:rPr>
-      </w:pPr>
-      <w:r>
-        <w:rPr>
-          <w:rFonts w:ascii="Times New Roman" w:hAnsi="Times New Roman" w:cs="Times New Roman"/>
-          <w:b/>
-          <w:bCs/>
-          <w:sz w:val="24"/>
-          <w:szCs w:val="24"/>
-          <w:u w:val="single"/>
-        </w:rPr>
-        <w:t xml:space="preserve">Acceptance Criteria #1:</w:t>
-      </w:r>
-      <w:r>
-        <w:rPr>
-          <w:rFonts w:ascii="Times New Roman" w:hAnsi="Times New Roman" w:cs="Times New Roman"/>
-          <w:sz w:val="24"/>
-          <w:szCs w:val="24"/>
-        </w:rPr>
-        <w:t xml:space="preserve"> Send a question about the lab</w:t>
-      </w:r>
-    </w:p>
-    <w:p>
-      <w:pPr>
-        <w:keepNext/>
-        <w:spacing w:after="60"/>
-        <w:rPr>
-          <w:rFonts w:ascii="Times New Roman" w:hAnsi="Times New Roman" w:cs="Times New Roman"/>
-          <w:sz w:val="24"/>
-          <w:szCs w:val="24"/>
-        </w:rPr>
-      </w:pPr>
-      <w:r>
-        <w:rPr>
-          <w:rFonts w:ascii="Times New Roman" w:hAnsi="Times New Roman" w:cs="Times New Roman"/>
-          <w:b/>
-          <w:bCs/>
-          <w:sz w:val="24"/>
-          <w:szCs w:val="24"/>
-        </w:rPr>
-        <w:t xml:space="preserve">Given</w:t>
-      </w:r>
-      <w:r>
-        <w:rPr>
-          <w:rFonts w:ascii="Times New Roman" w:hAnsi="Times New Roman" w:cs="Times New Roman"/>
-          <w:sz w:val="24"/>
-          <w:szCs w:val="24"/>
-        </w:rPr>
-        <w:t xml:space="preserve"> Student is on the Lab 3 page</w:t>
-      </w:r>
-    </w:p>
-    <w:p>
-      <w:pPr>
-        <w:keepNext/>
-        <w:spacing w:after="60"/>
-        <w:ind w:firstLine="720"/>
-        <w:rPr>
-          <w:rFonts w:ascii="Times New Roman" w:hAnsi="Times New Roman" w:cs="Times New Roman"/>
-          <w:sz w:val="24"/>
-          <w:szCs w:val="24"/>
-        </w:rPr>
-      </w:pPr>
-      <w:r>
-        <w:rPr>
-          <w:rFonts w:ascii="Times New Roman" w:hAnsi="Times New Roman" w:cs="Times New Roman"/>
-          <w:b/>
-          <w:bCs/>
-          <w:sz w:val="24"/>
-          <w:szCs w:val="24"/>
-        </w:rPr>
-        <w:t xml:space="preserve">And</w:t>
-      </w:r>
-      <w:r>
-        <w:rPr>
-          <w:rFonts w:ascii="Times New Roman" w:hAnsi="Times New Roman" w:cs="Times New Roman"/>
-          <w:sz w:val="24"/>
-          <w:szCs w:val="24"/>
-        </w:rPr>
-        <w:t xml:space="preserve"> Student has typed “Can we use an adjacency matrix instead of a list?” in the “Ask the lecturer...” field</w:t>
-      </w:r>
-    </w:p>
-    <w:p>
-      <w:pPr>
-        <w:keepNext/>
-        <w:spacing w:after="60"/>
-        <w:rPr>
-          <w:rFonts w:ascii="Times New Roman" w:hAnsi="Times New Roman" w:cs="Times New Roman"/>
-          <w:sz w:val="24"/>
-          <w:szCs w:val="24"/>
-        </w:rPr>
-      </w:pPr>
-      <w:r>
-        <w:rPr>
-          <w:rFonts w:ascii="Times New Roman" w:hAnsi="Times New Roman" w:cs="Times New Roman"/>
-          <w:b/>
-          <w:bCs/>
-          <w:sz w:val="24"/>
-          <w:szCs w:val="24"/>
-        </w:rPr>
-        <w:t xml:space="preserve">When</w:t>
-      </w:r>
-      <w:r>
-        <w:rPr>
-          <w:rFonts w:ascii="Times New Roman" w:hAnsi="Times New Roman" w:cs="Times New Roman"/>
-          <w:sz w:val="24"/>
-          <w:szCs w:val="24"/>
-        </w:rPr>
-        <w:t xml:space="preserve"> Student presses “Send”</w:t>
-      </w:r>
-    </w:p>
-    <w:p>
-      <w:pPr>
-        <w:keepNext/>
-        <w:spacing w:after="60"/>
-        <w:rPr>
-          <w:rFonts w:ascii="Times New Roman" w:hAnsi="Times New Roman" w:cs="Times New Roman"/>
-          <w:sz w:val="24"/>
-          <w:szCs w:val="24"/>
-        </w:rPr>
-      </w:pPr>
-      <w:r>
-        <w:rPr>
-          <w:rFonts w:ascii="Times New Roman" w:hAnsi="Times New Roman" w:cs="Times New Roman"/>
-          <w:b/>
-          <w:bCs/>
-          <w:sz w:val="24"/>
-          <w:szCs w:val="24"/>
-        </w:rPr>
-        <w:t xml:space="preserve">Then</w:t>
-      </w:r>
-      <w:r>
-        <w:rPr>
-          <w:rFonts w:ascii="Times New Roman" w:hAnsi="Times New Roman" w:cs="Times New Roman"/>
-          <w:sz w:val="24"/>
-          <w:szCs w:val="24"/>
-        </w:rPr>
-        <w:t xml:space="preserve"> the question appears in the “Questions about this lab” block with the Student’s name and the time</w:t>
-      </w:r>
-    </w:p>
-    <w:p>
-      <w:pPr>
-        <w:ind w:firstLine="720"/>
-        <w:rPr>
-          <w:rFonts w:ascii="Times New Roman" w:hAnsi="Times New Roman" w:cs="Times New Roman"/>
-          <w:sz w:val="24"/>
-          <w:szCs w:val="24"/>
-        </w:rPr>
-      </w:pPr>
-      <w:r>
-        <w:rPr>
-          <w:rFonts w:ascii="Times New Roman" w:hAnsi="Times New Roman" w:cs="Times New Roman"/>
-          <w:b/>
-          <w:bCs/>
-          <w:sz w:val="24"/>
-          <w:szCs w:val="24"/>
-        </w:rPr>
-        <w:t xml:space="preserve">And</w:t>
-      </w:r>
-      <w:r>
-        <w:rPr>
-          <w:rFonts w:ascii="Times New Roman" w:hAnsi="Times New Roman" w:cs="Times New Roman"/>
-          <w:sz w:val="24"/>
-          <w:szCs w:val="24"/>
-        </w:rPr>
-        <w:t xml:space="preserve"> the lecturer of the course gets a notification about the new question</w:t>
-      </w:r>
-    </w:p>
-    <w:p>
-      <w:pPr>
-        <w:keepNext/>
-        <w:rPr>
-          <w:rFonts w:ascii="Times New Roman" w:hAnsi="Times New Roman" w:cs="Times New Roman"/>
-          <w:sz w:val="24"/>
-          <w:szCs w:val="24"/>
-        </w:rPr>
-      </w:pPr>
-      <w:r>
-        <w:rPr>
-          <w:rFonts w:ascii="Times New Roman" w:hAnsi="Times New Roman" w:cs="Times New Roman"/>
-          <w:b/>
-          <w:bCs/>
-          <w:sz w:val="24"/>
-          <w:szCs w:val="24"/>
-          <w:u w:val="single"/>
-        </w:rPr>
-        <w:t xml:space="preserve">Acceptance Criteria #2:</w:t>
-      </w:r>
-      <w:r>
-        <w:rPr>
-          <w:rFonts w:ascii="Times New Roman" w:hAnsi="Times New Roman" w:cs="Times New Roman"/>
-          <w:sz w:val="24"/>
-          <w:szCs w:val="24"/>
-        </w:rPr>
-        <w:t xml:space="preserve"> The answer is visible to the whole group</w:t>
-      </w:r>
-    </w:p>
-    <w:p>
-      <w:pPr>
-        <w:keepNext/>
-        <w:spacing w:after="60"/>
-        <w:rPr>
-          <w:rFonts w:ascii="Times New Roman" w:hAnsi="Times New Roman" w:cs="Times New Roman"/>
-          <w:sz w:val="24"/>
-          <w:szCs w:val="24"/>
-        </w:rPr>
-      </w:pPr>
-      <w:r>
-        <w:rPr>
-          <w:rFonts w:ascii="Times New Roman" w:hAnsi="Times New Roman" w:cs="Times New Roman"/>
-          <w:b/>
-          <w:bCs/>
-          <w:sz w:val="24"/>
-          <w:szCs w:val="24"/>
-        </w:rPr>
-        <w:t xml:space="preserve">Given</w:t>
-      </w:r>
-      <w:r>
-        <w:rPr>
-          <w:rFonts w:ascii="Times New Roman" w:hAnsi="Times New Roman" w:cs="Times New Roman"/>
-          <w:sz w:val="24"/>
-          <w:szCs w:val="24"/>
-        </w:rPr>
-        <w:t xml:space="preserve"> the lecturer has answered a question in “Questions about this lab”</w:t>
-      </w:r>
-    </w:p>
-    <w:p>
-      <w:pPr>
-        <w:keepNext/>
-        <w:spacing w:after="60"/>
-        <w:rPr>
-          <w:rFonts w:ascii="Times New Roman" w:hAnsi="Times New Roman" w:cs="Times New Roman"/>
-          <w:sz w:val="24"/>
-          <w:szCs w:val="24"/>
-        </w:rPr>
-      </w:pPr>
-      <w:r>
-        <w:rPr>
-          <w:rFonts w:ascii="Times New Roman" w:hAnsi="Times New Roman" w:cs="Times New Roman"/>
-          <w:b/>
-          <w:bCs/>
-          <w:sz w:val="24"/>
-          <w:szCs w:val="24"/>
-        </w:rPr>
-        <w:t xml:space="preserve">When</w:t>
-      </w:r>
-      <w:r>
-        <w:rPr>
-          <w:rFonts w:ascii="Times New Roman" w:hAnsi="Times New Roman" w:cs="Times New Roman"/>
-          <w:sz w:val="24"/>
-          <w:szCs w:val="24"/>
-        </w:rPr>
-        <w:t xml:space="preserve"> another student of the group opens the Lab 3 page</w:t>
-      </w:r>
-    </w:p>
-    <w:p>
-      <w:pPr>
-        <w:rPr>
-          <w:rFonts w:ascii="Times New Roman" w:hAnsi="Times New Roman" w:cs="Times New Roman"/>
-          <w:sz w:val="24"/>
-          <w:szCs w:val="24"/>
-        </w:rPr>
-      </w:pPr>
-      <w:r>
-        <w:rPr>
-          <w:rFonts w:ascii="Times New Roman" w:hAnsi="Times New Roman" w:cs="Times New Roman"/>
-          <w:b/>
-          <w:bCs/>
-          <w:sz w:val="24"/>
-          <w:szCs w:val="24"/>
-        </w:rPr>
-        <w:t xml:space="preserve">Then</w:t>
-      </w:r>
-      <w:r>
-        <w:rPr>
-          <w:rFonts w:ascii="Times New Roman" w:hAnsi="Times New Roman" w:cs="Times New Roman"/>
-          <w:sz w:val="24"/>
-          <w:szCs w:val="24"/>
-        </w:rPr>
-        <w:t xml:space="preserve"> the student sees the question and the lecturer’s answer under it</w:t>
-      </w:r>
-    </w:p>
-    <w:p>
-      <w:pPr>
-        <w:keepNext/>
-        <w:rPr>
-          <w:rFonts w:ascii="Times New Roman" w:hAnsi="Times New Roman" w:cs="Times New Roman"/>
-          <w:sz w:val="24"/>
-          <w:szCs w:val="24"/>
-        </w:rPr>
-      </w:pPr>
-      <w:r>
-        <w:rPr>
-          <w:rFonts w:ascii="Times New Roman" w:hAnsi="Times New Roman" w:cs="Times New Roman"/>
-          <w:b/>
-          <w:bCs/>
-          <w:sz w:val="24"/>
-          <w:szCs w:val="24"/>
-          <w:u w:val="single"/>
-        </w:rPr>
-        <w:t xml:space="preserve">Acceptance Criteria #3:</w:t>
-      </w:r>
-      <w:r>
-        <w:rPr>
-          <w:rFonts w:ascii="Times New Roman" w:hAnsi="Times New Roman" w:cs="Times New Roman"/>
-          <w:sz w:val="24"/>
-          <w:szCs w:val="24"/>
-        </w:rPr>
-        <w:t xml:space="preserve"> Questions after the lab is closed</w:t>
-      </w:r>
-    </w:p>
-    <w:p>
-      <w:pPr>
-        <w:keepNext/>
-        <w:spacing w:after="60"/>
-        <w:rPr>
-          <w:rFonts w:ascii="Times New Roman" w:hAnsi="Times New Roman" w:cs="Times New Roman"/>
-          <w:sz w:val="24"/>
-          <w:szCs w:val="24"/>
-        </w:rPr>
-      </w:pPr>
-      <w:r>
-        <w:rPr>
-          <w:rFonts w:ascii="Times New Roman" w:hAnsi="Times New Roman" w:cs="Times New Roman"/>
-          <w:b/>
-          <w:bCs/>
-          <w:sz w:val="24"/>
-          <w:szCs w:val="24"/>
-        </w:rPr>
-        <w:t xml:space="preserve">Given</w:t>
-      </w:r>
-      <w:r>
-        <w:rPr>
-          <w:rFonts w:ascii="Times New Roman" w:hAnsi="Times New Roman" w:cs="Times New Roman"/>
-          <w:sz w:val="24"/>
-          <w:szCs w:val="24"/>
-        </w:rPr>
-        <w:t xml:space="preserve"> 14 days have passed since the deadline of Lab 3</w:t>
-      </w:r>
-    </w:p>
-    <w:p>
-      <w:pPr>
-        <w:keepNext/>
-        <w:spacing w:after="60"/>
-        <w:rPr>
-          <w:rFonts w:ascii="Times New Roman" w:hAnsi="Times New Roman" w:cs="Times New Roman"/>
-          <w:sz w:val="24"/>
-          <w:szCs w:val="24"/>
-        </w:rPr>
-      </w:pPr>
-      <w:r>
-        <w:rPr>
-          <w:rFonts w:ascii="Times New Roman" w:hAnsi="Times New Roman" w:cs="Times New Roman"/>
-          <w:b/>
-          <w:bCs/>
-          <w:sz w:val="24"/>
-          <w:szCs w:val="24"/>
-        </w:rPr>
-        <w:t xml:space="preserve">When</w:t>
-      </w:r>
-      <w:r>
-        <w:rPr>
-          <w:rFonts w:ascii="Times New Roman" w:hAnsi="Times New Roman" w:cs="Times New Roman"/>
-          <w:sz w:val="24"/>
-          <w:szCs w:val="24"/>
-        </w:rPr>
-        <w:t xml:space="preserve"> Student opens the Lab 3 page</w:t>
-      </w:r>
-    </w:p>
-    <w:p>
-      <w:pPr>
-        <w:keepNext/>
-        <w:spacing w:after="60"/>
-        <w:rPr>
-          <w:rFonts w:ascii="Times New Roman" w:hAnsi="Times New Roman" w:cs="Times New Roman"/>
-          <w:sz w:val="24"/>
-          <w:szCs w:val="24"/>
-        </w:rPr>
-      </w:pPr>
-      <w:r>
-        <w:rPr>
-          <w:rFonts w:ascii="Times New Roman" w:hAnsi="Times New Roman" w:cs="Times New Roman"/>
-          <w:b/>
-          <w:bCs/>
-          <w:sz w:val="24"/>
-          <w:szCs w:val="24"/>
-        </w:rPr>
-        <w:t xml:space="preserve">Then</w:t>
-      </w:r>
-      <w:r>
-        <w:rPr>
-          <w:rFonts w:ascii="Times New Roman" w:hAnsi="Times New Roman" w:cs="Times New Roman"/>
-          <w:sz w:val="24"/>
-          <w:szCs w:val="24"/>
-        </w:rPr>
-        <w:t xml:space="preserve"> Student sees all earlier questions and answers</w:t>
-      </w:r>
-    </w:p>
-    <w:p>
-      <w:pPr>
-        <w:ind w:firstLine="720"/>
-        <w:rPr>
-          <w:rFonts w:ascii="Times New Roman" w:hAnsi="Times New Roman" w:cs="Times New Roman"/>
-          <w:sz w:val="24"/>
-          <w:szCs w:val="24"/>
-        </w:rPr>
-      </w:pPr>
-      <w:r>
-        <w:rPr>
-          <w:rFonts w:ascii="Times New Roman" w:hAnsi="Times New Roman" w:cs="Times New Roman"/>
-          <w:b/>
-          <w:bCs/>
-          <w:sz w:val="24"/>
-          <w:szCs w:val="24"/>
-        </w:rPr>
-        <w:t xml:space="preserve">And</w:t>
-      </w:r>
-      <w:r>
-        <w:rPr>
-          <w:rFonts w:ascii="Times New Roman" w:hAnsi="Times New Roman" w:cs="Times New Roman"/>
-          <w:sz w:val="24"/>
-          <w:szCs w:val="24"/>
-        </w:rPr>
         <w:t xml:space="preserve"> the “Ask the lecturer...” field is replaced by the message “Questions about this lab are closed”</w:t>
-      </w:r>
-    </w:p>
-    <w:p>
-      <w:pPr>
-        <w:rPr>
-          <w:rFonts w:ascii="Times New Roman" w:hAnsi="Times New Roman" w:cs="Times New Roman"/>
-          <w:sz w:val="24"/>
-          <w:szCs w:val="24"/>
-        </w:rPr>
-      </w:pPr>
-    </w:p>
-    <w:p>
-      <w:pPr>
-        <w:rPr>
-          <w:rFonts w:ascii="Times New Roman" w:hAnsi="Times New Roman" w:cs="Times New Roman"/>
-          <w:sz w:val="24"/>
-          <w:szCs w:val="24"/>
-        </w:rPr>
-      </w:pPr>
-    </w:p>
-    <w:p>
-      <w:pPr>
-        <w:keepNext/>
-        <w:rPr>
-          <w:rFonts w:ascii="Times New Roman" w:hAnsi="Times New Roman" w:cs="Times New Roman"/>
-          <w:sz w:val="24"/>
-          <w:szCs w:val="24"/>
-        </w:rPr>
-      </w:pPr>
-      <w:r>
-        <w:rPr>
-          <w:rFonts w:ascii="Times New Roman" w:hAnsi="Times New Roman" w:cs="Times New Roman"/>
-          <w:b/>
-          <w:bCs/>
-          <w:sz w:val="24"/>
-          <w:szCs w:val="24"/>
-          <w:u w:val="single"/>
-        </w:rPr>
-        <w:t xml:space="preserve">User Story #3</w:t>
-      </w:r>
-    </w:p>
-    <w:p>
-      <w:pPr>
-        <w:keepNext/>
-        <w:rPr>
-          <w:rFonts w:ascii="Times New Roman" w:hAnsi="Times New Roman" w:cs="Times New Roman"/>
-          <w:sz w:val="24"/>
-          <w:szCs w:val="24"/>
-        </w:rPr>
-      </w:pPr>
-      <w:r>
-        <w:rPr>
-          <w:rFonts w:ascii="Times New Roman" w:hAnsi="Times New Roman" w:cs="Times New Roman"/>
-          <w:b/>
-          <w:bCs/>
-          <w:sz w:val="24"/>
-          <w:szCs w:val="24"/>
-        </w:rPr>
-        <w:t xml:space="preserve">Title:</w:t>
-      </w:r>
-      <w:r>
-        <w:rPr>
-          <w:rFonts w:ascii="Times New Roman" w:hAnsi="Times New Roman" w:cs="Times New Roman"/>
-          <w:sz w:val="24"/>
-          <w:szCs w:val="24"/>
-        </w:rPr>
-        <w:t xml:space="preserve"> Grade a submitted lab.</w:t>
-      </w:r>
-    </w:p>
-    <w:p>
-      <w:pPr>
-        <w:keepNext/>
-        <w:spacing w:after="0"/>
-        <w:rPr>
-          <w:rFonts w:ascii="Times New Roman" w:hAnsi="Times New Roman" w:cs="Times New Roman"/>
-          <w:sz w:val="24"/>
-          <w:szCs w:val="24"/>
-        </w:rPr>
-      </w:pPr>
-      <w:r>
-        <w:rPr>
-          <w:rFonts w:ascii="Times New Roman" w:hAnsi="Times New Roman" w:cs="Times New Roman"/>
-          <w:b/>
-          <w:bCs/>
-          <w:sz w:val="24"/>
-          <w:szCs w:val="24"/>
-        </w:rPr>
-        <w:t xml:space="preserve">Value Statement:</w:t>
-      </w:r>
-    </w:p>
-    <w:p>
-      <w:pPr>
-        <w:rPr>
-          <w:rFonts w:ascii="Times New Roman" w:hAnsi="Times New Roman" w:cs="Times New Roman"/>
-          <w:sz w:val="24"/>
-          <w:szCs w:val="24"/>
-        </w:rPr>
-      </w:pPr>
-      <w:r>
-        <w:rPr>
-          <w:rFonts w:ascii="Times New Roman" w:hAnsi="Times New Roman" w:cs="Times New Roman"/>
-          <w:b/>
-          <w:bCs/>
-          <w:sz w:val="24"/>
-          <w:szCs w:val="24"/>
-        </w:rPr>
-        <w:t xml:space="preserve">As a </w:t>
-      </w:r>
-      <w:r>
-        <w:rPr>
-          <w:rFonts w:ascii="Times New Roman" w:hAnsi="Times New Roman" w:cs="Times New Roman"/>
-          <w:sz w:val="24"/>
-          <w:szCs w:val="24"/>
-        </w:rPr>
-        <w:t xml:space="preserve">lecturer</w:t>
-      </w:r>
-      <w:r>
-        <w:rPr>
-          <w:rFonts w:ascii="Times New Roman" w:hAnsi="Times New Roman" w:cs="Times New Roman"/>
-          <w:b/>
-          <w:bCs/>
-          <w:sz w:val="24"/>
-          <w:szCs w:val="24"/>
-        </w:rPr>
-        <w:t xml:space="preserve">, I want </w:t>
-      </w:r>
-      <w:r>
-        <w:rPr>
-          <w:rFonts w:ascii="Times New Roman" w:hAnsi="Times New Roman" w:cs="Times New Roman"/>
-          <w:sz w:val="24"/>
-          <w:szCs w:val="24"/>
-        </w:rPr>
-        <w:t xml:space="preserve">to grade a submitted lab with points and a comment on the lab page</w:t>
-      </w:r>
-      <w:r>
-        <w:rPr>
-          <w:rFonts w:ascii="Times New Roman" w:hAnsi="Times New Roman" w:cs="Times New Roman"/>
-          <w:b/>
-          <w:bCs/>
-          <w:sz w:val="24"/>
-          <w:szCs w:val="24"/>
-        </w:rPr>
-        <w:t xml:space="preserve">, so that </w:t>
-      </w:r>
-      <w:r>
-        <w:rPr>
-          <w:rFonts w:ascii="Times New Roman" w:hAnsi="Times New Roman" w:cs="Times New Roman"/>
-          <w:sz w:val="24"/>
-          <w:szCs w:val="24"/>
-        </w:rPr>
-        <w:t xml:space="preserve">the student sees the grade and the real progress in the course at once, and I do not keep a separate spreadsheet.</w:t>
-      </w:r>
-    </w:p>
-    <w:p>
-      <w:pPr>
-        <w:keepNext/>
-        <w:rPr>
-          <w:rFonts w:ascii="Times New Roman" w:hAnsi="Times New Roman" w:cs="Times New Roman"/>
-          <w:sz w:val="24"/>
-          <w:szCs w:val="24"/>
-        </w:rPr>
-      </w:pPr>
-      <w:r>
-        <w:rPr>
-          <w:rFonts w:ascii="Times New Roman" w:hAnsi="Times New Roman" w:cs="Times New Roman"/>
-          <w:b/>
-          <w:bCs/>
-          <w:sz w:val="24"/>
-          <w:szCs w:val="24"/>
-          <w:u w:val="single"/>
-        </w:rPr>
-        <w:t xml:space="preserve">Acceptance Criteria #1:</w:t>
-      </w:r>
-      <w:r>
-        <w:rPr>
-          <w:rFonts w:ascii="Times New Roman" w:hAnsi="Times New Roman" w:cs="Times New Roman"/>
-          <w:sz w:val="24"/>
-          <w:szCs w:val="24"/>
-        </w:rPr>
-        <w:t xml:space="preserve"> List of submissions</w:t>
-      </w:r>
-    </w:p>
-    <w:p>
-      <w:pPr>
-        <w:keepNext/>
-        <w:spacing w:after="60"/>
-        <w:rPr>
-          <w:rFonts w:ascii="Times New Roman" w:hAnsi="Times New Roman" w:cs="Times New Roman"/>
-          <w:sz w:val="24"/>
-          <w:szCs w:val="24"/>
-        </w:rPr>
-      </w:pPr>
-      <w:r>
-        <w:rPr>
-          <w:rFonts w:ascii="Times New Roman" w:hAnsi="Times New Roman" w:cs="Times New Roman"/>
-          <w:b/>
-          <w:bCs/>
-          <w:sz w:val="24"/>
-          <w:szCs w:val="24"/>
-        </w:rPr>
-        <w:t xml:space="preserve">Given</w:t>
-      </w:r>
-      <w:r>
-        <w:rPr>
-          <w:rFonts w:ascii="Times New Roman" w:hAnsi="Times New Roman" w:cs="Times New Roman"/>
-          <w:sz w:val="24"/>
-          <w:szCs w:val="24"/>
-        </w:rPr>
-        <w:t xml:space="preserve"> Lecturer is signed in to the platform</w:t>
-      </w:r>
-    </w:p>
-    <w:p>
-      <w:pPr>
-        <w:keepNext/>
-        <w:spacing w:after="60"/>
-        <w:ind w:firstLine="720"/>
-        <w:rPr>
-          <w:rFonts w:ascii="Times New Roman" w:hAnsi="Times New Roman" w:cs="Times New Roman"/>
-          <w:sz w:val="24"/>
-          <w:szCs w:val="24"/>
-        </w:rPr>
-      </w:pPr>
-      <w:r>
-        <w:rPr>
-          <w:rFonts w:ascii="Times New Roman" w:hAnsi="Times New Roman" w:cs="Times New Roman"/>
-          <w:b/>
-          <w:bCs/>
-          <w:sz w:val="24"/>
-          <w:szCs w:val="24"/>
-        </w:rPr>
-        <w:t xml:space="preserve">And</w:t>
-      </w:r>
-      <w:r>
-        <w:rPr>
-          <w:rFonts w:ascii="Times New Roman" w:hAnsi="Times New Roman" w:cs="Times New Roman"/>
-          <w:sz w:val="24"/>
-          <w:szCs w:val="24"/>
-        </w:rPr>
-        <w:t xml:space="preserve"> Lecturer teaches the course “Algorithms”</w:t>
-      </w:r>
-    </w:p>
-    <w:p>
-      <w:pPr>
-        <w:keepNext/>
-        <w:spacing w:after="60"/>
-        <w:rPr>
-          <w:rFonts w:ascii="Times New Roman" w:hAnsi="Times New Roman" w:cs="Times New Roman"/>
-          <w:sz w:val="24"/>
-          <w:szCs w:val="24"/>
-        </w:rPr>
-      </w:pPr>
-      <w:r>
-        <w:rPr>
-          <w:rFonts w:ascii="Times New Roman" w:hAnsi="Times New Roman" w:cs="Times New Roman"/>
-          <w:b/>
-          <w:bCs/>
-          <w:sz w:val="24"/>
-          <w:szCs w:val="24"/>
-        </w:rPr>
-        <w:t xml:space="preserve">When</w:t>
-      </w:r>
-      <w:r>
-        <w:rPr>
-          <w:rFonts w:ascii="Times New Roman" w:hAnsi="Times New Roman" w:cs="Times New Roman"/>
-          <w:sz w:val="24"/>
-          <w:szCs w:val="24"/>
-        </w:rPr>
-        <w:t xml:space="preserve"> Lecturer opens the Lab 3 page</w:t>
-      </w:r>
-    </w:p>
-    <w:p>
-      <w:pPr>
-        <w:keepNext/>
-        <w:spacing w:after="60"/>
-        <w:rPr>
-          <w:rFonts w:ascii="Times New Roman" w:hAnsi="Times New Roman" w:cs="Times New Roman"/>
-          <w:sz w:val="24"/>
-          <w:szCs w:val="24"/>
-        </w:rPr>
-      </w:pPr>
-      <w:r>
-        <w:rPr>
-          <w:rFonts w:ascii="Times New Roman" w:hAnsi="Times New Roman" w:cs="Times New Roman"/>
-          <w:b/>
-          <w:bCs/>
-          <w:sz w:val="24"/>
-          <w:szCs w:val="24"/>
-        </w:rPr>
-        <w:t xml:space="preserve">Then</w:t>
-      </w:r>
-      <w:r>
-        <w:rPr>
-          <w:rFonts w:ascii="Times New Roman" w:hAnsi="Times New Roman" w:cs="Times New Roman"/>
-          <w:sz w:val="24"/>
-          <w:szCs w:val="24"/>
-        </w:rPr>
-        <w:t xml:space="preserve"> Lecturer sees all students of the group with the status “Submitted” or “Not submitted”</w:t>
-      </w:r>
-    </w:p>
-    <w:p>
-      <w:pPr>
-        <w:ind w:firstLine="720"/>
-        <w:rPr>
-          <w:rFonts w:ascii="Times New Roman" w:hAnsi="Times New Roman" w:cs="Times New Roman"/>
-          <w:sz w:val="24"/>
-          <w:szCs w:val="24"/>
-        </w:rPr>
-      </w:pPr>
-      <w:r>
-        <w:rPr>
-          <w:rFonts w:ascii="Times New Roman" w:hAnsi="Times New Roman" w:cs="Times New Roman"/>
-          <w:b/>
-          <w:bCs/>
-          <w:sz w:val="24"/>
-          <w:szCs w:val="24"/>
-        </w:rPr>
-        <w:t xml:space="preserve">And</w:t>
-      </w:r>
-      <w:r>
-        <w:rPr>
-          <w:rFonts w:ascii="Times New Roman" w:hAnsi="Times New Roman" w:cs="Times New Roman"/>
-          <w:sz w:val="24"/>
-          <w:szCs w:val="24"/>
-        </w:rPr>
-        <w:t xml:space="preserve"> each submitted report has the date and time of submission</w:t>
-      </w:r>
-    </w:p>
-    <w:p>
-      <w:pPr>
-        <w:keepNext/>
-        <w:rPr>
-          <w:rFonts w:ascii="Times New Roman" w:hAnsi="Times New Roman" w:cs="Times New Roman"/>
-          <w:sz w:val="24"/>
-          <w:szCs w:val="24"/>
-        </w:rPr>
-      </w:pPr>
-      <w:r>
-        <w:rPr>
-          <w:rFonts w:ascii="Times New Roman" w:hAnsi="Times New Roman" w:cs="Times New Roman"/>
-          <w:b/>
-          <w:bCs/>
-          <w:sz w:val="24"/>
-          <w:szCs w:val="24"/>
-          <w:u w:val="single"/>
-        </w:rPr>
-        <w:t xml:space="preserve">Acceptance Criteria #2:</w:t>
-      </w:r>
-      <w:r>
-        <w:rPr>
-          <w:rFonts w:ascii="Times New Roman" w:hAnsi="Times New Roman" w:cs="Times New Roman"/>
-          <w:sz w:val="24"/>
-          <w:szCs w:val="24"/>
-        </w:rPr>
-        <w:t xml:space="preserve"> Grade a report</w:t>
-      </w:r>
-    </w:p>
-    <w:p>
-      <w:pPr>
-        <w:keepNext/>
-        <w:spacing w:after="60"/>
-        <w:rPr>
-          <w:rFonts w:ascii="Times New Roman" w:hAnsi="Times New Roman" w:cs="Times New Roman"/>
-          <w:sz w:val="24"/>
-          <w:szCs w:val="24"/>
-        </w:rPr>
-      </w:pPr>
-      <w:r>
-        <w:rPr>
-          <w:rFonts w:ascii="Times New Roman" w:hAnsi="Times New Roman" w:cs="Times New Roman"/>
-          <w:b/>
-          <w:bCs/>
-          <w:sz w:val="24"/>
-          <w:szCs w:val="24"/>
-        </w:rPr>
-        <w:t xml:space="preserve">Given</w:t>
-      </w:r>
-      <w:r>
-        <w:rPr>
-          <w:rFonts w:ascii="Times New Roman" w:hAnsi="Times New Roman" w:cs="Times New Roman"/>
-          <w:sz w:val="24"/>
-          <w:szCs w:val="24"/>
-        </w:rPr>
-        <w:t xml:space="preserve"> Student has submitted the Lab 3 report</w:t>
-      </w:r>
-    </w:p>
-    <w:p>
-      <w:pPr>
-        <w:keepNext/>
-        <w:spacing w:after="60"/>
-        <w:ind w:firstLine="720"/>
-        <w:rPr>
-          <w:rFonts w:ascii="Times New Roman" w:hAnsi="Times New Roman" w:cs="Times New Roman"/>
-          <w:sz w:val="24"/>
-          <w:szCs w:val="24"/>
-        </w:rPr>
-      </w:pPr>
-      <w:r>
-        <w:rPr>
-          <w:rFonts w:ascii="Times New Roman" w:hAnsi="Times New Roman" w:cs="Times New Roman"/>
-          <w:b/>
-          <w:bCs/>
-          <w:sz w:val="24"/>
-          <w:szCs w:val="24"/>
-        </w:rPr>
-        <w:t xml:space="preserve">And</w:t>
-      </w:r>
-      <w:r>
-        <w:rPr>
-          <w:rFonts w:ascii="Times New Roman" w:hAnsi="Times New Roman" w:cs="Times New Roman"/>
-          <w:sz w:val="24"/>
-          <w:szCs w:val="24"/>
-        </w:rPr>
-        <w:t xml:space="preserve"> Student has 38 of 100 points in the course</w:t>
-      </w:r>
-    </w:p>
-    <w:p>
-      <w:pPr>
-        <w:keepNext/>
-        <w:spacing w:after="60"/>
-        <w:ind w:firstLine="720"/>
-        <w:rPr>
-          <w:rFonts w:ascii="Times New Roman" w:hAnsi="Times New Roman" w:cs="Times New Roman"/>
-          <w:sz w:val="24"/>
-          <w:szCs w:val="24"/>
-        </w:rPr>
-      </w:pPr>
-      <w:r>
-        <w:rPr>
-          <w:rFonts w:ascii="Times New Roman" w:hAnsi="Times New Roman" w:cs="Times New Roman"/>
-          <w:b/>
-          <w:bCs/>
-          <w:sz w:val="24"/>
-          <w:szCs w:val="24"/>
-        </w:rPr>
-        <w:t xml:space="preserve">And</w:t>
-      </w:r>
-      <w:r>
-        <w:rPr>
-          <w:rFonts w:ascii="Times New Roman" w:hAnsi="Times New Roman" w:cs="Times New Roman"/>
-          <w:sz w:val="24"/>
-          <w:szCs w:val="24"/>
-        </w:rPr>
-        <w:t xml:space="preserve"> Lecturer has entered 8 in the “Points” field and written a comment</w:t>
-      </w:r>
-    </w:p>
-    <w:p>
-      <w:pPr>
-        <w:keepNext/>
-        <w:spacing w:after="60"/>
-        <w:rPr>
-          <w:rFonts w:ascii="Times New Roman" w:hAnsi="Times New Roman" w:cs="Times New Roman"/>
-          <w:sz w:val="24"/>
-          <w:szCs w:val="24"/>
-        </w:rPr>
-      </w:pPr>
-      <w:r>
-        <w:rPr>
-          <w:rFonts w:ascii="Times New Roman" w:hAnsi="Times New Roman" w:cs="Times New Roman"/>
-          <w:b/>
-          <w:bCs/>
-          <w:sz w:val="24"/>
-          <w:szCs w:val="24"/>
-        </w:rPr>
-        <w:t xml:space="preserve">When</w:t>
-      </w:r>
-      <w:r>
-        <w:rPr>
-          <w:rFonts w:ascii="Times New Roman" w:hAnsi="Times New Roman" w:cs="Times New Roman"/>
-          <w:sz w:val="24"/>
-          <w:szCs w:val="24"/>
-        </w:rPr>
-        <w:t xml:space="preserve"> Lecturer presses “Save grade”</w:t>
-      </w:r>
-    </w:p>
-    <w:p>
-      <w:pPr>
-        <w:keepNext/>
-        <w:spacing w:after="60"/>
-        <w:rPr>
-          <w:rFonts w:ascii="Times New Roman" w:hAnsi="Times New Roman" w:cs="Times New Roman"/>
-          <w:sz w:val="24"/>
-          <w:szCs w:val="24"/>
-        </w:rPr>
-      </w:pPr>
-      <w:r>
-        <w:rPr>
-          <w:rFonts w:ascii="Times New Roman" w:hAnsi="Times New Roman" w:cs="Times New Roman"/>
-          <w:b/>
-          <w:bCs/>
-          <w:sz w:val="24"/>
-          <w:szCs w:val="24"/>
-        </w:rPr>
-        <w:t xml:space="preserve">Then</w:t>
-      </w:r>
-      <w:r>
-        <w:rPr>
-          <w:rFonts w:ascii="Times New Roman" w:hAnsi="Times New Roman" w:cs="Times New Roman"/>
-          <w:sz w:val="24"/>
-          <w:szCs w:val="24"/>
-        </w:rPr>
-        <w:t xml:space="preserve"> Student sees “8 / 10” and the comment on the Lab 3 page</w:t>
-      </w:r>
-    </w:p>
-    <w:p>
-      <w:pPr>
-        <w:ind w:firstLine="720"/>
-        <w:rPr>
-          <w:rFonts w:ascii="Times New Roman" w:hAnsi="Times New Roman" w:cs="Times New Roman"/>
-          <w:sz w:val="24"/>
-          <w:szCs w:val="24"/>
-        </w:rPr>
-      </w:pPr>
-      <w:r>
-        <w:rPr>
-          <w:rFonts w:ascii="Times New Roman" w:hAnsi="Times New Roman" w:cs="Times New Roman"/>
-          <w:b/>
-          <w:bCs/>
-          <w:sz w:val="24"/>
-          <w:szCs w:val="24"/>
-        </w:rPr>
-        <w:t xml:space="preserve">And</w:t>
-      </w:r>
-      <w:r>
-        <w:rPr>
-          <w:rFonts w:ascii="Times New Roman" w:hAnsi="Times New Roman" w:cs="Times New Roman"/>
-          <w:sz w:val="24"/>
-          <w:szCs w:val="24"/>
-        </w:rPr>
-        <w:t xml:space="preserve"> the course progress on the Student’s Dashboard changes from 38/100 to 46/100</w:t>
-      </w:r>
-    </w:p>
-    <w:p>
-      <w:pPr>
-        <w:keepNext/>
-        <w:rPr>
-          <w:rFonts w:ascii="Times New Roman" w:hAnsi="Times New Roman" w:cs="Times New Roman"/>
-          <w:sz w:val="24"/>
-          <w:szCs w:val="24"/>
-        </w:rPr>
-      </w:pPr>
-      <w:r>
-        <w:rPr>
-          <w:rFonts w:ascii="Times New Roman" w:hAnsi="Times New Roman" w:cs="Times New Roman"/>
-          <w:b/>
-          <w:bCs/>
-          <w:sz w:val="24"/>
-          <w:szCs w:val="24"/>
-          <w:u w:val="single"/>
-        </w:rPr>
-        <w:t xml:space="preserve">Acceptance Criteria #3:</w:t>
-      </w:r>
-      <w:r>
-        <w:rPr>
-          <w:rFonts w:ascii="Times New Roman" w:hAnsi="Times New Roman" w:cs="Times New Roman"/>
-          <w:sz w:val="24"/>
-          <w:szCs w:val="24"/>
-        </w:rPr>
-        <w:t xml:space="preserve"> Points above the maximum</w:t>
-      </w:r>
-    </w:p>
-    <w:p>
-      <w:pPr>
-        <w:keepNext/>
-        <w:spacing w:after="60"/>
-        <w:rPr>
-          <w:rFonts w:ascii="Times New Roman" w:hAnsi="Times New Roman" w:cs="Times New Roman"/>
-          <w:sz w:val="24"/>
-          <w:szCs w:val="24"/>
-        </w:rPr>
-      </w:pPr>
-      <w:r>
-        <w:rPr>
-          <w:rFonts w:ascii="Times New Roman" w:hAnsi="Times New Roman" w:cs="Times New Roman"/>
-          <w:b/>
-          <w:bCs/>
-          <w:sz w:val="24"/>
-          <w:szCs w:val="24"/>
-        </w:rPr>
-        <w:t xml:space="preserve">Given</w:t>
-      </w:r>
-      <w:r>
-        <w:rPr>
-          <w:rFonts w:ascii="Times New Roman" w:hAnsi="Times New Roman" w:cs="Times New Roman"/>
-          <w:sz w:val="24"/>
-          <w:szCs w:val="24"/>
-        </w:rPr>
-        <w:t xml:space="preserve"> Lecturer is grading the Lab 3 report</w:t>
-      </w:r>
-    </w:p>
-    <w:p>
-      <w:pPr>
-        <w:keepNext/>
-        <w:spacing w:after="60"/>
-        <w:ind w:firstLine="720"/>
-        <w:rPr>
-          <w:rFonts w:ascii="Times New Roman" w:hAnsi="Times New Roman" w:cs="Times New Roman"/>
-          <w:sz w:val="24"/>
-          <w:szCs w:val="24"/>
-        </w:rPr>
-      </w:pPr>
-      <w:r>
-        <w:rPr>
-          <w:rFonts w:ascii="Times New Roman" w:hAnsi="Times New Roman" w:cs="Times New Roman"/>
-          <w:b/>
-          <w:bCs/>
-          <w:sz w:val="24"/>
-          <w:szCs w:val="24"/>
-        </w:rPr>
-        <w:t xml:space="preserve">And</w:t>
-      </w:r>
-      <w:r>
-        <w:rPr>
-          <w:rFonts w:ascii="Times New Roman" w:hAnsi="Times New Roman" w:cs="Times New Roman"/>
-          <w:sz w:val="24"/>
-          <w:szCs w:val="24"/>
-        </w:rPr>
-        <w:t xml:space="preserve"> Lecturer has entered 12 in the “Points” field</w:t>
-      </w:r>
-    </w:p>
-    <w:p>
-      <w:pPr>
-        <w:keepNext/>
-        <w:spacing w:after="60"/>
-        <w:rPr>
-          <w:rFonts w:ascii="Times New Roman" w:hAnsi="Times New Roman" w:cs="Times New Roman"/>
-          <w:sz w:val="24"/>
-          <w:szCs w:val="24"/>
-        </w:rPr>
-      </w:pPr>
-      <w:r>
-        <w:rPr>
-          <w:rFonts w:ascii="Times New Roman" w:hAnsi="Times New Roman" w:cs="Times New Roman"/>
-          <w:b/>
-          <w:bCs/>
-          <w:sz w:val="24"/>
-          <w:szCs w:val="24"/>
-        </w:rPr>
-        <w:t xml:space="preserve">When</w:t>
-      </w:r>
-      <w:r>
-        <w:rPr>
-          <w:rFonts w:ascii="Times New Roman" w:hAnsi="Times New Roman" w:cs="Times New Roman"/>
-          <w:sz w:val="24"/>
-          <w:szCs w:val="24"/>
-        </w:rPr>
-        <w:t xml:space="preserve"> Lecturer presses “Save grade”</w:t>
-      </w:r>
-    </w:p>
-    <w:p>
-      <w:pPr>
-        <w:keepNext/>
-        <w:spacing w:after="60"/>
-        <w:rPr>
-          <w:rFonts w:ascii="Times New Roman" w:hAnsi="Times New Roman" w:cs="Times New Roman"/>
-          <w:sz w:val="24"/>
-          <w:szCs w:val="24"/>
-        </w:rPr>
-      </w:pPr>
-      <w:r>
-        <w:rPr>
-          <w:rFonts w:ascii="Times New Roman" w:hAnsi="Times New Roman" w:cs="Times New Roman"/>
-          <w:b/>
-          <w:bCs/>
-          <w:sz w:val="24"/>
-          <w:szCs w:val="24"/>
-        </w:rPr>
-        <w:t xml:space="preserve">Then</w:t>
-      </w:r>
-      <w:r>
-        <w:rPr>
-          <w:rFonts w:ascii="Times New Roman" w:hAnsi="Times New Roman" w:cs="Times New Roman"/>
-          <w:sz w:val="24"/>
-          <w:szCs w:val="24"/>
-        </w:rPr>
-        <w:t xml:space="preserve"> System does not save the grade</w:t>
-      </w:r>
-    </w:p>
-    <w:p>
-      <w:pPr>
-        <w:ind w:firstLine="720"/>
-        <w:rPr>
-          <w:rFonts w:ascii="Times New Roman" w:hAnsi="Times New Roman" w:cs="Times New Roman"/>
-          <w:sz w:val="24"/>
-          <w:szCs w:val="24"/>
-        </w:rPr>
-      </w:pPr>
-      <w:r>
-        <w:rPr>
-          <w:rFonts w:ascii="Times New Roman" w:hAnsi="Times New Roman" w:cs="Times New Roman"/>
-          <w:b/>
-          <w:bCs/>
-          <w:sz w:val="24"/>
-          <w:szCs w:val="24"/>
-        </w:rPr>
-        <w:t xml:space="preserve">And</w:t>
-      </w:r>
-      <w:r>
-        <w:rPr>
-          <w:rFonts w:ascii="Times New Roman" w:hAnsi="Times New Roman" w:cs="Times New Roman"/>
-          <w:sz w:val="24"/>
-          <w:szCs w:val="24"/>
-        </w:rPr>
-        <w:t xml:space="preserve"> System shows the message “Points cannot be more than 10”</w:t>
       </w:r>
     </w:p>
     <w:sectPr>

--- a/BA/Part 4_Requirements Documentation-20260912/Done/AI/Artifacts/1. User Stories_VNS.docx
+++ b/BA/Part 4_Requirements Documentation-20260912/Done/AI/Artifacts/1. User Stories_VNS.docx
@@ -1993,6 +1993,679 @@
           <w:szCs w:val="24"/>
         </w:rPr>
         <w:t xml:space="preserve"> the “Ask the lecturer...” field is replaced by the message “Questions about this lab are closed”</w:t>
+      </w:r>
+    </w:p>
+    <w:p>
+      <w:pPr>
+        <w:rPr>
+          <w:rFonts w:ascii="Times New Roman" w:hAnsi="Times New Roman" w:cs="Times New Roman"/>
+          <w:sz w:val="24"/>
+          <w:szCs w:val="24"/>
+        </w:rPr>
+      </w:pPr>
+    </w:p>
+    <w:p>
+      <w:pPr>
+        <w:rPr>
+          <w:rFonts w:ascii="Times New Roman" w:hAnsi="Times New Roman" w:cs="Times New Roman"/>
+          <w:sz w:val="24"/>
+          <w:szCs w:val="24"/>
+        </w:rPr>
+      </w:pPr>
+    </w:p>
+    <w:p>
+      <w:pPr>
+        <w:keepNext/>
+        <w:rPr>
+          <w:rFonts w:ascii="Times New Roman" w:hAnsi="Times New Roman" w:cs="Times New Roman"/>
+          <w:sz w:val="24"/>
+          <w:szCs w:val="24"/>
+        </w:rPr>
+      </w:pPr>
+      <w:r>
+        <w:rPr>
+          <w:rFonts w:ascii="Times New Roman" w:hAnsi="Times New Roman" w:cs="Times New Roman"/>
+          <w:b/>
+          <w:bCs/>
+          <w:sz w:val="24"/>
+          <w:szCs w:val="24"/>
+          <w:u w:val="single"/>
+        </w:rPr>
+        <w:t xml:space="preserve">User Story #4</w:t>
+      </w:r>
+    </w:p>
+    <w:p>
+      <w:pPr>
+        <w:keepNext/>
+        <w:rPr>
+          <w:rFonts w:ascii="Times New Roman" w:hAnsi="Times New Roman" w:cs="Times New Roman"/>
+          <w:sz w:val="24"/>
+          <w:szCs w:val="24"/>
+        </w:rPr>
+      </w:pPr>
+      <w:r>
+        <w:rPr>
+          <w:rFonts w:ascii="Times New Roman" w:hAnsi="Times New Roman" w:cs="Times New Roman"/>
+          <w:b/>
+          <w:bCs/>
+          <w:sz w:val="24"/>
+          <w:szCs w:val="24"/>
+        </w:rPr>
+        <w:t xml:space="preserve">Title:</w:t>
+      </w:r>
+      <w:r>
+        <w:rPr>
+          <w:rFonts w:ascii="Times New Roman" w:hAnsi="Times New Roman" w:cs="Times New Roman"/>
+          <w:sz w:val="24"/>
+          <w:szCs w:val="24"/>
+        </w:rPr>
+        <w:t xml:space="preserve"> See the progress of every group in one place.</w:t>
+      </w:r>
+    </w:p>
+    <w:p>
+      <w:pPr>
+        <w:keepNext/>
+        <w:spacing w:after="0"/>
+        <w:rPr>
+          <w:rFonts w:ascii="Times New Roman" w:hAnsi="Times New Roman" w:cs="Times New Roman"/>
+          <w:sz w:val="24"/>
+          <w:szCs w:val="24"/>
+        </w:rPr>
+      </w:pPr>
+      <w:r>
+        <w:rPr>
+          <w:rFonts w:ascii="Times New Roman" w:hAnsi="Times New Roman" w:cs="Times New Roman"/>
+          <w:b/>
+          <w:bCs/>
+          <w:sz w:val="24"/>
+          <w:szCs w:val="24"/>
+        </w:rPr>
+        <w:t xml:space="preserve">Value Statement:</w:t>
+      </w:r>
+    </w:p>
+    <w:p>
+      <w:pPr>
+        <w:rPr>
+          <w:rFonts w:ascii="Times New Roman" w:hAnsi="Times New Roman" w:cs="Times New Roman"/>
+          <w:sz w:val="24"/>
+          <w:szCs w:val="24"/>
+        </w:rPr>
+      </w:pPr>
+      <w:r>
+        <w:rPr>
+          <w:rFonts w:ascii="Times New Roman" w:hAnsi="Times New Roman" w:cs="Times New Roman"/>
+          <w:b/>
+          <w:bCs/>
+          <w:sz w:val="24"/>
+          <w:szCs w:val="24"/>
+        </w:rPr>
+        <w:t xml:space="preserve">As a </w:t>
+      </w:r>
+      <w:r>
+        <w:rPr>
+          <w:rFonts w:ascii="Times New Roman" w:hAnsi="Times New Roman" w:cs="Times New Roman"/>
+          <w:sz w:val="24"/>
+          <w:szCs w:val="24"/>
+        </w:rPr>
+        <w:t xml:space="preserve">dean’s office specialist</w:t>
+      </w:r>
+      <w:r>
+        <w:rPr>
+          <w:rFonts w:ascii="Times New Roman" w:hAnsi="Times New Roman" w:cs="Times New Roman"/>
+          <w:b/>
+          <w:bCs/>
+          <w:sz w:val="24"/>
+          <w:szCs w:val="24"/>
+        </w:rPr>
+        <w:t xml:space="preserve">, I want </w:t>
+      </w:r>
+      <w:r>
+        <w:rPr>
+          <w:rFonts w:ascii="Times New Roman" w:hAnsi="Times New Roman" w:cs="Times New Roman"/>
+          <w:sz w:val="24"/>
+          <w:szCs w:val="24"/>
+        </w:rPr>
+        <w:t xml:space="preserve">to see the progress of every group of my institute on one page</w:t>
+      </w:r>
+      <w:r>
+        <w:rPr>
+          <w:rFonts w:ascii="Times New Roman" w:hAnsi="Times New Roman" w:cs="Times New Roman"/>
+          <w:b/>
+          <w:bCs/>
+          <w:sz w:val="24"/>
+          <w:szCs w:val="24"/>
+        </w:rPr>
+        <w:t xml:space="preserve">, so that </w:t>
+      </w:r>
+      <w:r>
+        <w:rPr>
+          <w:rFonts w:ascii="Times New Roman" w:hAnsi="Times New Roman" w:cs="Times New Roman"/>
+          <w:sz w:val="24"/>
+          <w:szCs w:val="24"/>
+        </w:rPr>
+        <w:t xml:space="preserve">I find students who are falling behind while they can still catch up, without collecting grades by hand.</w:t>
+      </w:r>
+    </w:p>
+    <w:p>
+      <w:pPr>
+        <w:keepNext/>
+        <w:rPr>
+          <w:rFonts w:ascii="Times New Roman" w:hAnsi="Times New Roman" w:cs="Times New Roman"/>
+          <w:sz w:val="24"/>
+          <w:szCs w:val="24"/>
+        </w:rPr>
+      </w:pPr>
+      <w:r>
+        <w:rPr>
+          <w:rFonts w:ascii="Times New Roman" w:hAnsi="Times New Roman" w:cs="Times New Roman"/>
+          <w:b/>
+          <w:bCs/>
+          <w:sz w:val="24"/>
+          <w:szCs w:val="24"/>
+          <w:u w:val="single"/>
+        </w:rPr>
+        <w:t xml:space="preserve">Acceptance Criteria #1:</w:t>
+      </w:r>
+      <w:r>
+        <w:rPr>
+          <w:rFonts w:ascii="Times New Roman" w:hAnsi="Times New Roman" w:cs="Times New Roman"/>
+          <w:sz w:val="24"/>
+          <w:szCs w:val="24"/>
+        </w:rPr>
+        <w:t xml:space="preserve"> List of groups</w:t>
+      </w:r>
+    </w:p>
+    <w:p>
+      <w:pPr>
+        <w:keepNext/>
+        <w:spacing w:after="60"/>
+        <w:rPr>
+          <w:rFonts w:ascii="Times New Roman" w:hAnsi="Times New Roman" w:cs="Times New Roman"/>
+          <w:sz w:val="24"/>
+          <w:szCs w:val="24"/>
+        </w:rPr>
+      </w:pPr>
+      <w:r>
+        <w:rPr>
+          <w:rFonts w:ascii="Times New Roman" w:hAnsi="Times New Roman" w:cs="Times New Roman"/>
+          <w:b/>
+          <w:bCs/>
+          <w:sz w:val="24"/>
+          <w:szCs w:val="24"/>
+        </w:rPr>
+        <w:t xml:space="preserve">Given</w:t>
+      </w:r>
+      <w:r>
+        <w:rPr>
+          <w:rFonts w:ascii="Times New Roman" w:hAnsi="Times New Roman" w:cs="Times New Roman"/>
+          <w:sz w:val="24"/>
+          <w:szCs w:val="24"/>
+        </w:rPr>
+        <w:t xml:space="preserve"> Specialist is signed in to the platform</w:t>
+      </w:r>
+    </w:p>
+    <w:p>
+      <w:pPr>
+        <w:keepNext/>
+        <w:spacing w:after="60"/>
+        <w:ind w:firstLine="720"/>
+        <w:rPr>
+          <w:rFonts w:ascii="Times New Roman" w:hAnsi="Times New Roman" w:cs="Times New Roman"/>
+          <w:sz w:val="24"/>
+          <w:szCs w:val="24"/>
+        </w:rPr>
+      </w:pPr>
+      <w:r>
+        <w:rPr>
+          <w:rFonts w:ascii="Times New Roman" w:hAnsi="Times New Roman" w:cs="Times New Roman"/>
+          <w:b/>
+          <w:bCs/>
+          <w:sz w:val="24"/>
+          <w:szCs w:val="24"/>
+        </w:rPr>
+        <w:t xml:space="preserve">And</w:t>
+      </w:r>
+      <w:r>
+        <w:rPr>
+          <w:rFonts w:ascii="Times New Roman" w:hAnsi="Times New Roman" w:cs="Times New Roman"/>
+          <w:sz w:val="24"/>
+          <w:szCs w:val="24"/>
+        </w:rPr>
+        <w:t xml:space="preserve"> Specialist has access to the Institute of Computer Science</w:t>
+      </w:r>
+    </w:p>
+    <w:p>
+      <w:pPr>
+        <w:keepNext/>
+        <w:spacing w:after="60"/>
+        <w:rPr>
+          <w:rFonts w:ascii="Times New Roman" w:hAnsi="Times New Roman" w:cs="Times New Roman"/>
+          <w:sz w:val="24"/>
+          <w:szCs w:val="24"/>
+        </w:rPr>
+      </w:pPr>
+      <w:r>
+        <w:rPr>
+          <w:rFonts w:ascii="Times New Roman" w:hAnsi="Times New Roman" w:cs="Times New Roman"/>
+          <w:b/>
+          <w:bCs/>
+          <w:sz w:val="24"/>
+          <w:szCs w:val="24"/>
+        </w:rPr>
+        <w:t xml:space="preserve">When</w:t>
+      </w:r>
+      <w:r>
+        <w:rPr>
+          <w:rFonts w:ascii="Times New Roman" w:hAnsi="Times New Roman" w:cs="Times New Roman"/>
+          <w:sz w:val="24"/>
+          <w:szCs w:val="24"/>
+        </w:rPr>
+        <w:t xml:space="preserve"> Specialist opens the “Groups” page</w:t>
+      </w:r>
+    </w:p>
+    <w:p>
+      <w:pPr>
+        <w:keepNext/>
+        <w:spacing w:after="60"/>
+        <w:rPr>
+          <w:rFonts w:ascii="Times New Roman" w:hAnsi="Times New Roman" w:cs="Times New Roman"/>
+          <w:sz w:val="24"/>
+          <w:szCs w:val="24"/>
+        </w:rPr>
+      </w:pPr>
+      <w:r>
+        <w:rPr>
+          <w:rFonts w:ascii="Times New Roman" w:hAnsi="Times New Roman" w:cs="Times New Roman"/>
+          <w:b/>
+          <w:bCs/>
+          <w:sz w:val="24"/>
+          <w:szCs w:val="24"/>
+        </w:rPr>
+        <w:t xml:space="preserve">Then</w:t>
+      </w:r>
+      <w:r>
+        <w:rPr>
+          <w:rFonts w:ascii="Times New Roman" w:hAnsi="Times New Roman" w:cs="Times New Roman"/>
+          <w:sz w:val="24"/>
+          <w:szCs w:val="24"/>
+        </w:rPr>
+        <w:t xml:space="preserve"> Specialist sees all groups of the institute with the average progress in points of 100</w:t>
+      </w:r>
+    </w:p>
+    <w:p>
+      <w:pPr>
+        <w:ind w:firstLine="720"/>
+        <w:rPr>
+          <w:rFonts w:ascii="Times New Roman" w:hAnsi="Times New Roman" w:cs="Times New Roman"/>
+          <w:sz w:val="24"/>
+          <w:szCs w:val="24"/>
+        </w:rPr>
+      </w:pPr>
+      <w:r>
+        <w:rPr>
+          <w:rFonts w:ascii="Times New Roman" w:hAnsi="Times New Roman" w:cs="Times New Roman"/>
+          <w:b/>
+          <w:bCs/>
+          <w:sz w:val="24"/>
+          <w:szCs w:val="24"/>
+        </w:rPr>
+        <w:t xml:space="preserve">And</w:t>
+      </w:r>
+      <w:r>
+        <w:rPr>
+          <w:rFonts w:ascii="Times New Roman" w:hAnsi="Times New Roman" w:cs="Times New Roman"/>
+          <w:sz w:val="24"/>
+          <w:szCs w:val="24"/>
+        </w:rPr>
+        <w:t xml:space="preserve"> each group shows the number of missed deadlines</w:t>
+      </w:r>
+    </w:p>
+    <w:p>
+      <w:pPr>
+        <w:keepNext/>
+        <w:rPr>
+          <w:rFonts w:ascii="Times New Roman" w:hAnsi="Times New Roman" w:cs="Times New Roman"/>
+          <w:sz w:val="24"/>
+          <w:szCs w:val="24"/>
+        </w:rPr>
+      </w:pPr>
+      <w:r>
+        <w:rPr>
+          <w:rFonts w:ascii="Times New Roman" w:hAnsi="Times New Roman" w:cs="Times New Roman"/>
+          <w:b/>
+          <w:bCs/>
+          <w:sz w:val="24"/>
+          <w:szCs w:val="24"/>
+          <w:u w:val="single"/>
+        </w:rPr>
+        <w:t xml:space="preserve">Acceptance Criteria #2:</w:t>
+      </w:r>
+      <w:r>
+        <w:rPr>
+          <w:rFonts w:ascii="Times New Roman" w:hAnsi="Times New Roman" w:cs="Times New Roman"/>
+          <w:sz w:val="24"/>
+          <w:szCs w:val="24"/>
+        </w:rPr>
+        <w:t xml:space="preserve"> Students at risk in a group</w:t>
+      </w:r>
+    </w:p>
+    <w:p>
+      <w:pPr>
+        <w:keepNext/>
+        <w:spacing w:after="60"/>
+        <w:rPr>
+          <w:rFonts w:ascii="Times New Roman" w:hAnsi="Times New Roman" w:cs="Times New Roman"/>
+          <w:sz w:val="24"/>
+          <w:szCs w:val="24"/>
+        </w:rPr>
+      </w:pPr>
+      <w:r>
+        <w:rPr>
+          <w:rFonts w:ascii="Times New Roman" w:hAnsi="Times New Roman" w:cs="Times New Roman"/>
+          <w:b/>
+          <w:bCs/>
+          <w:sz w:val="24"/>
+          <w:szCs w:val="24"/>
+        </w:rPr>
+        <w:t xml:space="preserve">Given</w:t>
+      </w:r>
+      <w:r>
+        <w:rPr>
+          <w:rFonts w:ascii="Times New Roman" w:hAnsi="Times New Roman" w:cs="Times New Roman"/>
+          <w:sz w:val="24"/>
+          <w:szCs w:val="24"/>
+        </w:rPr>
+        <w:t xml:space="preserve"> Specialist is on the “Groups” page</w:t>
+      </w:r>
+    </w:p>
+    <w:p>
+      <w:pPr>
+        <w:keepNext/>
+        <w:spacing w:after="60"/>
+        <w:ind w:firstLine="720"/>
+        <w:rPr>
+          <w:rFonts w:ascii="Times New Roman" w:hAnsi="Times New Roman" w:cs="Times New Roman"/>
+          <w:sz w:val="24"/>
+          <w:szCs w:val="24"/>
+        </w:rPr>
+      </w:pPr>
+      <w:r>
+        <w:rPr>
+          <w:rFonts w:ascii="Times New Roman" w:hAnsi="Times New Roman" w:cs="Times New Roman"/>
+          <w:b/>
+          <w:bCs/>
+          <w:sz w:val="24"/>
+          <w:szCs w:val="24"/>
+        </w:rPr>
+        <w:t xml:space="preserve">And</w:t>
+      </w:r>
+      <w:r>
+        <w:rPr>
+          <w:rFonts w:ascii="Times New Roman" w:hAnsi="Times New Roman" w:cs="Times New Roman"/>
+          <w:sz w:val="24"/>
+          <w:szCs w:val="24"/>
+        </w:rPr>
+        <w:t xml:space="preserve"> the group “KN-11” has a student with 3 missed deadlines</w:t>
+      </w:r>
+    </w:p>
+    <w:p>
+      <w:pPr>
+        <w:keepNext/>
+        <w:spacing w:after="60"/>
+        <w:rPr>
+          <w:rFonts w:ascii="Times New Roman" w:hAnsi="Times New Roman" w:cs="Times New Roman"/>
+          <w:sz w:val="24"/>
+          <w:szCs w:val="24"/>
+        </w:rPr>
+      </w:pPr>
+      <w:r>
+        <w:rPr>
+          <w:rFonts w:ascii="Times New Roman" w:hAnsi="Times New Roman" w:cs="Times New Roman"/>
+          <w:b/>
+          <w:bCs/>
+          <w:sz w:val="24"/>
+          <w:szCs w:val="24"/>
+        </w:rPr>
+        <w:t xml:space="preserve">When</w:t>
+      </w:r>
+      <w:r>
+        <w:rPr>
+          <w:rFonts w:ascii="Times New Roman" w:hAnsi="Times New Roman" w:cs="Times New Roman"/>
+          <w:sz w:val="24"/>
+          <w:szCs w:val="24"/>
+        </w:rPr>
+        <w:t xml:space="preserve"> Specialist opens the group “KN-11”</w:t>
+      </w:r>
+    </w:p>
+    <w:p>
+      <w:pPr>
+        <w:keepNext/>
+        <w:spacing w:after="60"/>
+        <w:rPr>
+          <w:rFonts w:ascii="Times New Roman" w:hAnsi="Times New Roman" w:cs="Times New Roman"/>
+          <w:sz w:val="24"/>
+          <w:szCs w:val="24"/>
+        </w:rPr>
+      </w:pPr>
+      <w:r>
+        <w:rPr>
+          <w:rFonts w:ascii="Times New Roman" w:hAnsi="Times New Roman" w:cs="Times New Roman"/>
+          <w:b/>
+          <w:bCs/>
+          <w:sz w:val="24"/>
+          <w:szCs w:val="24"/>
+        </w:rPr>
+        <w:t xml:space="preserve">Then</w:t>
+      </w:r>
+      <w:r>
+        <w:rPr>
+          <w:rFonts w:ascii="Times New Roman" w:hAnsi="Times New Roman" w:cs="Times New Roman"/>
+          <w:sz w:val="24"/>
+          <w:szCs w:val="24"/>
+        </w:rPr>
+        <w:t xml:space="preserve"> Specialist sees every student of the group with the progress in points and the number of missed deadlines</w:t>
+      </w:r>
+    </w:p>
+    <w:p>
+      <w:pPr>
+        <w:ind w:firstLine="720"/>
+        <w:rPr>
+          <w:rFonts w:ascii="Times New Roman" w:hAnsi="Times New Roman" w:cs="Times New Roman"/>
+          <w:sz w:val="24"/>
+          <w:szCs w:val="24"/>
+        </w:rPr>
+      </w:pPr>
+      <w:r>
+        <w:rPr>
+          <w:rFonts w:ascii="Times New Roman" w:hAnsi="Times New Roman" w:cs="Times New Roman"/>
+          <w:b/>
+          <w:bCs/>
+          <w:sz w:val="24"/>
+          <w:szCs w:val="24"/>
+        </w:rPr>
+        <w:t xml:space="preserve">And</w:t>
+      </w:r>
+      <w:r>
+        <w:rPr>
+          <w:rFonts w:ascii="Times New Roman" w:hAnsi="Times New Roman" w:cs="Times New Roman"/>
+          <w:sz w:val="24"/>
+          <w:szCs w:val="24"/>
+        </w:rPr>
+        <w:t xml:space="preserve"> the student with 3 missed deadlines is marked “At risk”</w:t>
+      </w:r>
+    </w:p>
+    <w:p>
+      <w:pPr>
+        <w:keepNext/>
+        <w:rPr>
+          <w:rFonts w:ascii="Times New Roman" w:hAnsi="Times New Roman" w:cs="Times New Roman"/>
+          <w:sz w:val="24"/>
+          <w:szCs w:val="24"/>
+        </w:rPr>
+      </w:pPr>
+      <w:r>
+        <w:rPr>
+          <w:rFonts w:ascii="Times New Roman" w:hAnsi="Times New Roman" w:cs="Times New Roman"/>
+          <w:b/>
+          <w:bCs/>
+          <w:sz w:val="24"/>
+          <w:szCs w:val="24"/>
+          <w:u w:val="single"/>
+        </w:rPr>
+        <w:t xml:space="preserve">Acceptance Criteria #3:</w:t>
+      </w:r>
+      <w:r>
+        <w:rPr>
+          <w:rFonts w:ascii="Times New Roman" w:hAnsi="Times New Roman" w:cs="Times New Roman"/>
+          <w:sz w:val="24"/>
+          <w:szCs w:val="24"/>
+        </w:rPr>
+        <w:t xml:space="preserve"> A group of another institute</w:t>
+      </w:r>
+    </w:p>
+    <w:p>
+      <w:pPr>
+        <w:keepNext/>
+        <w:spacing w:after="60"/>
+        <w:rPr>
+          <w:rFonts w:ascii="Times New Roman" w:hAnsi="Times New Roman" w:cs="Times New Roman"/>
+          <w:sz w:val="24"/>
+          <w:szCs w:val="24"/>
+        </w:rPr>
+      </w:pPr>
+      <w:r>
+        <w:rPr>
+          <w:rFonts w:ascii="Times New Roman" w:hAnsi="Times New Roman" w:cs="Times New Roman"/>
+          <w:b/>
+          <w:bCs/>
+          <w:sz w:val="24"/>
+          <w:szCs w:val="24"/>
+        </w:rPr>
+        <w:t xml:space="preserve">Given</w:t>
+      </w:r>
+      <w:r>
+        <w:rPr>
+          <w:rFonts w:ascii="Times New Roman" w:hAnsi="Times New Roman" w:cs="Times New Roman"/>
+          <w:sz w:val="24"/>
+          <w:szCs w:val="24"/>
+        </w:rPr>
+        <w:t xml:space="preserve"> Specialist has no access to the group “FI-21” of another institute</w:t>
+      </w:r>
+    </w:p>
+    <w:p>
+      <w:pPr>
+        <w:keepNext/>
+        <w:spacing w:after="60"/>
+        <w:rPr>
+          <w:rFonts w:ascii="Times New Roman" w:hAnsi="Times New Roman" w:cs="Times New Roman"/>
+          <w:sz w:val="24"/>
+          <w:szCs w:val="24"/>
+        </w:rPr>
+      </w:pPr>
+      <w:r>
+        <w:rPr>
+          <w:rFonts w:ascii="Times New Roman" w:hAnsi="Times New Roman" w:cs="Times New Roman"/>
+          <w:b/>
+          <w:bCs/>
+          <w:sz w:val="24"/>
+          <w:szCs w:val="24"/>
+        </w:rPr>
+        <w:t xml:space="preserve">When</w:t>
+      </w:r>
+      <w:r>
+        <w:rPr>
+          <w:rFonts w:ascii="Times New Roman" w:hAnsi="Times New Roman" w:cs="Times New Roman"/>
+          <w:sz w:val="24"/>
+          <w:szCs w:val="24"/>
+        </w:rPr>
+        <w:t xml:space="preserve"> Specialist opens the page of the group “FI-21”</w:t>
+      </w:r>
+    </w:p>
+    <w:p>
+      <w:pPr>
+        <w:keepNext/>
+        <w:spacing w:after="60"/>
+        <w:rPr>
+          <w:rFonts w:ascii="Times New Roman" w:hAnsi="Times New Roman" w:cs="Times New Roman"/>
+          <w:sz w:val="24"/>
+          <w:szCs w:val="24"/>
+        </w:rPr>
+      </w:pPr>
+      <w:r>
+        <w:rPr>
+          <w:rFonts w:ascii="Times New Roman" w:hAnsi="Times New Roman" w:cs="Times New Roman"/>
+          <w:b/>
+          <w:bCs/>
+          <w:sz w:val="24"/>
+          <w:szCs w:val="24"/>
+        </w:rPr>
+        <w:t xml:space="preserve">Then</w:t>
+      </w:r>
+      <w:r>
+        <w:rPr>
+          <w:rFonts w:ascii="Times New Roman" w:hAnsi="Times New Roman" w:cs="Times New Roman"/>
+          <w:sz w:val="24"/>
+          <w:szCs w:val="24"/>
+        </w:rPr>
+        <w:t xml:space="preserve"> System does not show the group</w:t>
+      </w:r>
+    </w:p>
+    <w:p>
+      <w:pPr>
+        <w:keepNext/>
+        <w:spacing w:after="60"/>
+        <w:ind w:firstLine="720"/>
+        <w:rPr>
+          <w:rFonts w:ascii="Times New Roman" w:hAnsi="Times New Roman" w:cs="Times New Roman"/>
+          <w:sz w:val="24"/>
+          <w:szCs w:val="24"/>
+        </w:rPr>
+      </w:pPr>
+      <w:r>
+        <w:rPr>
+          <w:rFonts w:ascii="Times New Roman" w:hAnsi="Times New Roman" w:cs="Times New Roman"/>
+          <w:b/>
+          <w:bCs/>
+          <w:sz w:val="24"/>
+          <w:szCs w:val="24"/>
+        </w:rPr>
+        <w:t xml:space="preserve">And</w:t>
+      </w:r>
+      <w:r>
+        <w:rPr>
+          <w:rFonts w:ascii="Times New Roman" w:hAnsi="Times New Roman" w:cs="Times New Roman"/>
+          <w:sz w:val="24"/>
+          <w:szCs w:val="24"/>
+        </w:rPr>
+        <w:t xml:space="preserve"> System shows the message “You do not have access to this page”</w:t>
+      </w:r>
+    </w:p>
+    <w:p>
+      <w:pPr>
+        <w:ind w:firstLine="720"/>
+        <w:rPr>
+          <w:rFonts w:ascii="Times New Roman" w:hAnsi="Times New Roman" w:cs="Times New Roman"/>
+          <w:sz w:val="24"/>
+          <w:szCs w:val="24"/>
+        </w:rPr>
+      </w:pPr>
+      <w:r>
+        <w:rPr>
+          <w:rFonts w:ascii="Times New Roman" w:hAnsi="Times New Roman" w:cs="Times New Roman"/>
+          <w:b/>
+          <w:bCs/>
+          <w:sz w:val="24"/>
+          <w:szCs w:val="24"/>
+        </w:rPr>
+        <w:t xml:space="preserve">And</w:t>
+      </w:r>
+      <w:r>
+        <w:rPr>
+          <w:rFonts w:ascii="Times New Roman" w:hAnsi="Times New Roman" w:cs="Times New Roman"/>
+          <w:sz w:val="24"/>
+          <w:szCs w:val="24"/>
+        </w:rPr>
+        <w:t xml:space="preserve"> no student data is shown</w:t>
       </w:r>
     </w:p>
     <w:sectPr>
